--- a/Doc 4 UI.docx
+++ b/Doc 4 UI.docx
@@ -108,8 +108,6 @@
           <w:lang w:eastAsia="vi-VN"/>
         </w:rPr>
       </w:pPr>
-      <w:bookmarkStart w:id="0" w:name="_GoBack"/>
-      <w:bookmarkEnd w:id="0"/>
     </w:p>
     <w:p>
       <w:pPr>
@@ -1090,6 +1088,7 @@
           <w:szCs w:val="24"/>
           <w:lang w:eastAsia="vi-VN"/>
         </w:rPr>
+        <w:lastRenderedPageBreak/>
         <w:t>Khi bấm vào đơn → hiển thị hành trình GPS mô phỏng (Google Maps + marker di chuyển).</w:t>
       </w:r>
     </w:p>
@@ -1788,15 +1787,15 @@
         <w:spacing w:after="0" w:line="240" w:lineRule="auto"/>
         <w:rPr>
           <w:rFonts w:ascii="Courier New" w:eastAsia="Times New Roman" w:hAnsi="Courier New" w:cs="Courier New"/>
-          <w:sz w:val="20"/>
-          <w:szCs w:val="20"/>
-          <w:lang w:eastAsia="vi-VN"/>
-        </w:rPr>
-      </w:pPr>
-      <w:r>
-        <w:rPr>
-          <w:rFonts w:ascii="Courier New" w:eastAsia="Times New Roman" w:hAnsi="Courier New" w:cs="Courier New"/>
-          <w:sz w:val="20"/>
+          <w:sz w:val="16"/>
+          <w:szCs w:val="20"/>
+          <w:lang w:eastAsia="vi-VN"/>
+        </w:rPr>
+      </w:pPr>
+      <w:r>
+        <w:rPr>
+          <w:rFonts w:ascii="Courier New" w:eastAsia="Times New Roman" w:hAnsi="Courier New" w:cs="Courier New"/>
+          <w:sz w:val="16"/>
           <w:szCs w:val="20"/>
           <w:lang w:eastAsia="vi-VN"/>
         </w:rPr>
@@ -1826,15 +1825,15 @@
         <w:spacing w:after="0" w:line="240" w:lineRule="auto"/>
         <w:rPr>
           <w:rFonts w:ascii="Courier New" w:eastAsia="Times New Roman" w:hAnsi="Courier New" w:cs="Courier New"/>
-          <w:sz w:val="20"/>
-          <w:szCs w:val="20"/>
-          <w:lang w:eastAsia="vi-VN"/>
-        </w:rPr>
-      </w:pPr>
-      <w:r>
-        <w:rPr>
-          <w:rFonts w:ascii="Courier New" w:eastAsia="Times New Roman" w:hAnsi="Courier New" w:cs="Courier New"/>
-          <w:sz w:val="20"/>
+          <w:sz w:val="16"/>
+          <w:szCs w:val="20"/>
+          <w:lang w:eastAsia="vi-VN"/>
+        </w:rPr>
+      </w:pPr>
+      <w:r>
+        <w:rPr>
+          <w:rFonts w:ascii="Courier New" w:eastAsia="Times New Roman" w:hAnsi="Courier New" w:cs="Courier New"/>
+          <w:sz w:val="16"/>
           <w:szCs w:val="20"/>
           <w:lang w:eastAsia="vi-VN"/>
         </w:rPr>
@@ -1864,15 +1863,15 @@
         <w:spacing w:after="0" w:line="240" w:lineRule="auto"/>
         <w:rPr>
           <w:rFonts w:ascii="Courier New" w:eastAsia="Times New Roman" w:hAnsi="Courier New" w:cs="Courier New"/>
-          <w:sz w:val="20"/>
-          <w:szCs w:val="20"/>
-          <w:lang w:eastAsia="vi-VN"/>
-        </w:rPr>
-      </w:pPr>
-      <w:r>
-        <w:rPr>
-          <w:rFonts w:ascii="Courier New" w:eastAsia="Times New Roman" w:hAnsi="Courier New" w:cs="Courier New"/>
-          <w:sz w:val="20"/>
+          <w:sz w:val="16"/>
+          <w:szCs w:val="20"/>
+          <w:lang w:eastAsia="vi-VN"/>
+        </w:rPr>
+      </w:pPr>
+      <w:r>
+        <w:rPr>
+          <w:rFonts w:ascii="Courier New" w:eastAsia="Times New Roman" w:hAnsi="Courier New" w:cs="Courier New"/>
+          <w:sz w:val="16"/>
           <w:szCs w:val="20"/>
           <w:lang w:eastAsia="vi-VN"/>
         </w:rPr>
@@ -1902,18 +1901,19 @@
         <w:spacing w:after="0" w:line="240" w:lineRule="auto"/>
         <w:rPr>
           <w:rFonts w:ascii="Courier New" w:eastAsia="Times New Roman" w:hAnsi="Courier New" w:cs="Courier New"/>
-          <w:sz w:val="20"/>
-          <w:szCs w:val="20"/>
-          <w:lang w:eastAsia="vi-VN"/>
-        </w:rPr>
-      </w:pPr>
-      <w:r>
-        <w:rPr>
-          <w:rFonts w:ascii="Courier New" w:eastAsia="Times New Roman" w:hAnsi="Courier New" w:cs="Courier New"/>
-          <w:sz w:val="20"/>
-          <w:szCs w:val="20"/>
-          <w:lang w:eastAsia="vi-VN"/>
-        </w:rPr>
+          <w:sz w:val="16"/>
+          <w:szCs w:val="20"/>
+          <w:lang w:eastAsia="vi-VN"/>
+        </w:rPr>
+      </w:pPr>
+      <w:r>
+        <w:rPr>
+          <w:rFonts w:ascii="Courier New" w:eastAsia="Times New Roman" w:hAnsi="Courier New" w:cs="Courier New"/>
+          <w:sz w:val="16"/>
+          <w:szCs w:val="20"/>
+          <w:lang w:eastAsia="vi-VN"/>
+        </w:rPr>
+        <w:lastRenderedPageBreak/>
         <w:t xml:space="preserve">   |                        |--- Duyệt + Gán shipper --&gt;|                         |</w:t>
       </w:r>
     </w:p>
@@ -1940,15 +1940,15 @@
         <w:spacing w:after="0" w:line="240" w:lineRule="auto"/>
         <w:rPr>
           <w:rFonts w:ascii="Courier New" w:eastAsia="Times New Roman" w:hAnsi="Courier New" w:cs="Courier New"/>
-          <w:sz w:val="20"/>
-          <w:szCs w:val="20"/>
-          <w:lang w:eastAsia="vi-VN"/>
-        </w:rPr>
-      </w:pPr>
-      <w:r>
-        <w:rPr>
-          <w:rFonts w:ascii="Courier New" w:eastAsia="Times New Roman" w:hAnsi="Courier New" w:cs="Courier New"/>
-          <w:sz w:val="20"/>
+          <w:sz w:val="16"/>
+          <w:szCs w:val="20"/>
+          <w:lang w:eastAsia="vi-VN"/>
+        </w:rPr>
+      </w:pPr>
+      <w:r>
+        <w:rPr>
+          <w:rFonts w:ascii="Courier New" w:eastAsia="Times New Roman" w:hAnsi="Courier New" w:cs="Courier New"/>
+          <w:sz w:val="16"/>
           <w:szCs w:val="20"/>
           <w:lang w:eastAsia="vi-VN"/>
         </w:rPr>
@@ -1978,15 +1978,15 @@
         <w:spacing w:after="0" w:line="240" w:lineRule="auto"/>
         <w:rPr>
           <w:rFonts w:ascii="Courier New" w:eastAsia="Times New Roman" w:hAnsi="Courier New" w:cs="Courier New"/>
-          <w:sz w:val="20"/>
-          <w:szCs w:val="20"/>
-          <w:lang w:eastAsia="vi-VN"/>
-        </w:rPr>
-      </w:pPr>
-      <w:r>
-        <w:rPr>
-          <w:rFonts w:ascii="Courier New" w:eastAsia="Times New Roman" w:hAnsi="Courier New" w:cs="Courier New"/>
-          <w:sz w:val="20"/>
+          <w:sz w:val="16"/>
+          <w:szCs w:val="20"/>
+          <w:lang w:eastAsia="vi-VN"/>
+        </w:rPr>
+      </w:pPr>
+      <w:r>
+        <w:rPr>
+          <w:rFonts w:ascii="Courier New" w:eastAsia="Times New Roman" w:hAnsi="Courier New" w:cs="Courier New"/>
+          <w:sz w:val="16"/>
           <w:szCs w:val="20"/>
           <w:lang w:eastAsia="vi-VN"/>
         </w:rPr>
@@ -2016,15 +2016,15 @@
         <w:spacing w:after="0" w:line="240" w:lineRule="auto"/>
         <w:rPr>
           <w:rFonts w:ascii="Courier New" w:eastAsia="Times New Roman" w:hAnsi="Courier New" w:cs="Courier New"/>
-          <w:sz w:val="20"/>
-          <w:szCs w:val="20"/>
-          <w:lang w:eastAsia="vi-VN"/>
-        </w:rPr>
-      </w:pPr>
-      <w:r>
-        <w:rPr>
-          <w:rFonts w:ascii="Courier New" w:eastAsia="Times New Roman" w:hAnsi="Courier New" w:cs="Courier New"/>
-          <w:sz w:val="20"/>
+          <w:sz w:val="16"/>
+          <w:szCs w:val="20"/>
+          <w:lang w:eastAsia="vi-VN"/>
+        </w:rPr>
+      </w:pPr>
+      <w:r>
+        <w:rPr>
+          <w:rFonts w:ascii="Courier New" w:eastAsia="Times New Roman" w:hAnsi="Courier New" w:cs="Courier New"/>
+          <w:sz w:val="16"/>
           <w:szCs w:val="20"/>
           <w:lang w:eastAsia="vi-VN"/>
         </w:rPr>
@@ -2054,15 +2054,15 @@
         <w:spacing w:after="0" w:line="240" w:lineRule="auto"/>
         <w:rPr>
           <w:rFonts w:ascii="Courier New" w:eastAsia="Times New Roman" w:hAnsi="Courier New" w:cs="Courier New"/>
-          <w:sz w:val="20"/>
-          <w:szCs w:val="20"/>
-          <w:lang w:eastAsia="vi-VN"/>
-        </w:rPr>
-      </w:pPr>
-      <w:r>
-        <w:rPr>
-          <w:rFonts w:ascii="Courier New" w:eastAsia="Times New Roman" w:hAnsi="Courier New" w:cs="Courier New"/>
-          <w:sz w:val="20"/>
+          <w:sz w:val="16"/>
+          <w:szCs w:val="20"/>
+          <w:lang w:eastAsia="vi-VN"/>
+        </w:rPr>
+      </w:pPr>
+      <w:r>
+        <w:rPr>
+          <w:rFonts w:ascii="Courier New" w:eastAsia="Times New Roman" w:hAnsi="Courier New" w:cs="Courier New"/>
+          <w:sz w:val="16"/>
           <w:szCs w:val="20"/>
           <w:lang w:eastAsia="vi-VN"/>
         </w:rPr>
@@ -2092,15 +2092,15 @@
         <w:spacing w:after="0" w:line="240" w:lineRule="auto"/>
         <w:rPr>
           <w:rFonts w:ascii="Courier New" w:eastAsia="Times New Roman" w:hAnsi="Courier New" w:cs="Courier New"/>
-          <w:sz w:val="20"/>
-          <w:szCs w:val="20"/>
-          <w:lang w:eastAsia="vi-VN"/>
-        </w:rPr>
-      </w:pPr>
-      <w:r>
-        <w:rPr>
-          <w:rFonts w:ascii="Courier New" w:eastAsia="Times New Roman" w:hAnsi="Courier New" w:cs="Courier New"/>
-          <w:sz w:val="20"/>
+          <w:sz w:val="16"/>
+          <w:szCs w:val="20"/>
+          <w:lang w:eastAsia="vi-VN"/>
+        </w:rPr>
+      </w:pPr>
+      <w:r>
+        <w:rPr>
+          <w:rFonts w:ascii="Courier New" w:eastAsia="Times New Roman" w:hAnsi="Courier New" w:cs="Courier New"/>
+          <w:sz w:val="16"/>
           <w:szCs w:val="20"/>
           <w:lang w:eastAsia="vi-VN"/>
         </w:rPr>
@@ -3291,45 +3291,81 @@
           <w:szCs w:val="20"/>
           <w:lang w:eastAsia="vi-VN"/>
         </w:rPr>
-        <w:t>┌────────────────────────────────────────────────────────┐</w:t>
-      </w:r>
-    </w:p>
-    <w:p>
-      <w:pPr>
-        <w:tabs>
-          <w:tab w:val="left" w:pos="916"/>
-          <w:tab w:val="left" w:pos="1832"/>
-          <w:tab w:val="left" w:pos="2748"/>
-          <w:tab w:val="left" w:pos="3664"/>
-          <w:tab w:val="left" w:pos="4580"/>
-          <w:tab w:val="left" w:pos="5496"/>
-          <w:tab w:val="left" w:pos="6412"/>
-          <w:tab w:val="left" w:pos="7328"/>
-          <w:tab w:val="left" w:pos="8244"/>
-          <w:tab w:val="left" w:pos="9160"/>
-          <w:tab w:val="left" w:pos="10076"/>
-          <w:tab w:val="left" w:pos="10992"/>
-          <w:tab w:val="left" w:pos="11908"/>
-          <w:tab w:val="left" w:pos="12824"/>
-          <w:tab w:val="left" w:pos="13740"/>
-          <w:tab w:val="left" w:pos="14656"/>
-        </w:tabs>
-        <w:spacing w:after="0" w:line="240" w:lineRule="auto"/>
-        <w:rPr>
-          <w:rFonts w:ascii="Courier New" w:eastAsia="Times New Roman" w:hAnsi="Courier New" w:cs="Courier New"/>
-          <w:sz w:val="20"/>
-          <w:szCs w:val="20"/>
-          <w:lang w:eastAsia="vi-VN"/>
-        </w:rPr>
-      </w:pPr>
-      <w:r>
-        <w:rPr>
-          <w:rFonts w:ascii="Courier New" w:eastAsia="Times New Roman" w:hAnsi="Courier New" w:cs="Courier New"/>
-          <w:sz w:val="20"/>
-          <w:szCs w:val="20"/>
-          <w:lang w:eastAsia="vi-VN"/>
-        </w:rPr>
-        <w:t>│ [Form: Create Order]                                   │</w:t>
+        <w:t>┌───────────────────────────────────────────</w:t>
+      </w:r>
+      <w:r>
+        <w:rPr>
+          <w:rFonts w:ascii="Courier New" w:eastAsia="Times New Roman" w:hAnsi="Courier New" w:cs="Courier New"/>
+          <w:sz w:val="20"/>
+          <w:szCs w:val="20"/>
+          <w:lang w:eastAsia="vi-VN"/>
+        </w:rPr>
+        <w:t>─</w:t>
+      </w:r>
+      <w:r>
+        <w:rPr>
+          <w:rFonts w:ascii="Courier New" w:eastAsia="Times New Roman" w:hAnsi="Courier New" w:cs="Courier New"/>
+          <w:sz w:val="20"/>
+          <w:szCs w:val="20"/>
+          <w:lang w:eastAsia="vi-VN"/>
+        </w:rPr>
+        <w:t>─────────────┐</w:t>
+      </w:r>
+    </w:p>
+    <w:p>
+      <w:pPr>
+        <w:tabs>
+          <w:tab w:val="left" w:pos="916"/>
+          <w:tab w:val="left" w:pos="1832"/>
+          <w:tab w:val="left" w:pos="2748"/>
+          <w:tab w:val="left" w:pos="3664"/>
+          <w:tab w:val="left" w:pos="4580"/>
+          <w:tab w:val="left" w:pos="5496"/>
+          <w:tab w:val="left" w:pos="6412"/>
+          <w:tab w:val="left" w:pos="7328"/>
+          <w:tab w:val="left" w:pos="8244"/>
+          <w:tab w:val="left" w:pos="9160"/>
+          <w:tab w:val="left" w:pos="10076"/>
+          <w:tab w:val="left" w:pos="10992"/>
+          <w:tab w:val="left" w:pos="11908"/>
+          <w:tab w:val="left" w:pos="12824"/>
+          <w:tab w:val="left" w:pos="13740"/>
+          <w:tab w:val="left" w:pos="14656"/>
+        </w:tabs>
+        <w:spacing w:after="0" w:line="240" w:lineRule="auto"/>
+        <w:rPr>
+          <w:rFonts w:ascii="Courier New" w:eastAsia="Times New Roman" w:hAnsi="Courier New" w:cs="Courier New"/>
+          <w:sz w:val="20"/>
+          <w:szCs w:val="20"/>
+          <w:lang w:eastAsia="vi-VN"/>
+        </w:rPr>
+      </w:pPr>
+      <w:r>
+        <w:rPr>
+          <w:rFonts w:ascii="Courier New" w:eastAsia="Times New Roman" w:hAnsi="Courier New" w:cs="Courier New"/>
+          <w:sz w:val="20"/>
+          <w:szCs w:val="20"/>
+          <w:lang w:eastAsia="vi-VN"/>
+        </w:rPr>
+        <w:t xml:space="preserve">│ [Form: Create Order]                                  </w:t>
+      </w:r>
+      <w:r>
+        <w:rPr>
+          <w:rFonts w:ascii="Courier New" w:eastAsia="Times New Roman" w:hAnsi="Courier New" w:cs="Courier New"/>
+          <w:sz w:val="20"/>
+          <w:szCs w:val="20"/>
+          <w:lang w:eastAsia="vi-VN"/>
+        </w:rPr>
+        <w:t xml:space="preserve"> </w:t>
+      </w:r>
+      <w:r>
+        <w:rPr>
+          <w:rFonts w:ascii="Courier New" w:eastAsia="Times New Roman" w:hAnsi="Courier New" w:cs="Courier New"/>
+          <w:sz w:val="20"/>
+          <w:szCs w:val="20"/>
+          <w:lang w:eastAsia="vi-VN"/>
+        </w:rPr>
+        <w:t xml:space="preserve"> │</w:t>
       </w:r>
     </w:p>
     <w:p>
@@ -3481,121 +3517,194 @@
           <w:szCs w:val="20"/>
           <w:lang w:eastAsia="vi-VN"/>
         </w:rPr>
-        <w:t>│  Fee Estimate: 120000 VNĐ                              │</w:t>
-      </w:r>
-    </w:p>
-    <w:p>
-      <w:pPr>
-        <w:tabs>
-          <w:tab w:val="left" w:pos="916"/>
-          <w:tab w:val="left" w:pos="1832"/>
-          <w:tab w:val="left" w:pos="2748"/>
-          <w:tab w:val="left" w:pos="3664"/>
-          <w:tab w:val="left" w:pos="4580"/>
-          <w:tab w:val="left" w:pos="5496"/>
-          <w:tab w:val="left" w:pos="6412"/>
-          <w:tab w:val="left" w:pos="7328"/>
-          <w:tab w:val="left" w:pos="8244"/>
-          <w:tab w:val="left" w:pos="9160"/>
-          <w:tab w:val="left" w:pos="10076"/>
-          <w:tab w:val="left" w:pos="10992"/>
-          <w:tab w:val="left" w:pos="11908"/>
-          <w:tab w:val="left" w:pos="12824"/>
-          <w:tab w:val="left" w:pos="13740"/>
-          <w:tab w:val="left" w:pos="14656"/>
-        </w:tabs>
-        <w:spacing w:after="0" w:line="240" w:lineRule="auto"/>
-        <w:rPr>
-          <w:rFonts w:ascii="Courier New" w:eastAsia="Times New Roman" w:hAnsi="Courier New" w:cs="Courier New"/>
-          <w:sz w:val="20"/>
-          <w:szCs w:val="20"/>
-          <w:lang w:eastAsia="vi-VN"/>
-        </w:rPr>
-      </w:pPr>
-      <w:r>
-        <w:rPr>
-          <w:rFonts w:ascii="Courier New" w:eastAsia="Times New Roman" w:hAnsi="Courier New" w:cs="Courier New"/>
-          <w:sz w:val="20"/>
-          <w:szCs w:val="20"/>
-          <w:lang w:eastAsia="vi-VN"/>
-        </w:rPr>
-        <w:t>│                                                        │</w:t>
-      </w:r>
-    </w:p>
-    <w:p>
-      <w:pPr>
-        <w:tabs>
-          <w:tab w:val="left" w:pos="916"/>
-          <w:tab w:val="left" w:pos="1832"/>
-          <w:tab w:val="left" w:pos="2748"/>
-          <w:tab w:val="left" w:pos="3664"/>
-          <w:tab w:val="left" w:pos="4580"/>
-          <w:tab w:val="left" w:pos="5496"/>
-          <w:tab w:val="left" w:pos="6412"/>
-          <w:tab w:val="left" w:pos="7328"/>
-          <w:tab w:val="left" w:pos="8244"/>
-          <w:tab w:val="left" w:pos="9160"/>
-          <w:tab w:val="left" w:pos="10076"/>
-          <w:tab w:val="left" w:pos="10992"/>
-          <w:tab w:val="left" w:pos="11908"/>
-          <w:tab w:val="left" w:pos="12824"/>
-          <w:tab w:val="left" w:pos="13740"/>
-          <w:tab w:val="left" w:pos="14656"/>
-        </w:tabs>
-        <w:spacing w:after="0" w:line="240" w:lineRule="auto"/>
-        <w:rPr>
-          <w:rFonts w:ascii="Courier New" w:eastAsia="Times New Roman" w:hAnsi="Courier New" w:cs="Courier New"/>
-          <w:sz w:val="20"/>
-          <w:szCs w:val="20"/>
-          <w:lang w:eastAsia="vi-VN"/>
-        </w:rPr>
-      </w:pPr>
-      <w:r>
-        <w:rPr>
-          <w:rFonts w:ascii="Courier New" w:eastAsia="Times New Roman" w:hAnsi="Courier New" w:cs="Courier New"/>
-          <w:sz w:val="20"/>
-          <w:szCs w:val="20"/>
-          <w:lang w:eastAsia="vi-VN"/>
-        </w:rPr>
-        <w:t>│  [ Submit Order ]                                      │</w:t>
-      </w:r>
-    </w:p>
-    <w:p>
-      <w:pPr>
-        <w:tabs>
-          <w:tab w:val="left" w:pos="916"/>
-          <w:tab w:val="left" w:pos="1832"/>
-          <w:tab w:val="left" w:pos="2748"/>
-          <w:tab w:val="left" w:pos="3664"/>
-          <w:tab w:val="left" w:pos="4580"/>
-          <w:tab w:val="left" w:pos="5496"/>
-          <w:tab w:val="left" w:pos="6412"/>
-          <w:tab w:val="left" w:pos="7328"/>
-          <w:tab w:val="left" w:pos="8244"/>
-          <w:tab w:val="left" w:pos="9160"/>
-          <w:tab w:val="left" w:pos="10076"/>
-          <w:tab w:val="left" w:pos="10992"/>
-          <w:tab w:val="left" w:pos="11908"/>
-          <w:tab w:val="left" w:pos="12824"/>
-          <w:tab w:val="left" w:pos="13740"/>
-          <w:tab w:val="left" w:pos="14656"/>
-        </w:tabs>
-        <w:spacing w:after="0" w:line="240" w:lineRule="auto"/>
-        <w:rPr>
-          <w:rFonts w:ascii="Courier New" w:eastAsia="Times New Roman" w:hAnsi="Courier New" w:cs="Courier New"/>
-          <w:sz w:val="20"/>
-          <w:szCs w:val="20"/>
-          <w:lang w:eastAsia="vi-VN"/>
-        </w:rPr>
-      </w:pPr>
-      <w:r>
-        <w:rPr>
-          <w:rFonts w:ascii="Courier New" w:eastAsia="Times New Roman" w:hAnsi="Courier New" w:cs="Courier New"/>
-          <w:sz w:val="20"/>
-          <w:szCs w:val="20"/>
-          <w:lang w:eastAsia="vi-VN"/>
-        </w:rPr>
-        <w:t>│                                                        │</w:t>
+        <w:t xml:space="preserve">│  Fee Estimate: 120000 VNĐ                              </w:t>
+      </w:r>
+      <w:r>
+        <w:rPr>
+          <w:rFonts w:ascii="Courier New" w:eastAsia="Times New Roman" w:hAnsi="Courier New" w:cs="Courier New"/>
+          <w:sz w:val="20"/>
+          <w:szCs w:val="20"/>
+          <w:lang w:eastAsia="vi-VN"/>
+        </w:rPr>
+        <w:t xml:space="preserve"> </w:t>
+      </w:r>
+      <w:r>
+        <w:rPr>
+          <w:rFonts w:ascii="Courier New" w:eastAsia="Times New Roman" w:hAnsi="Courier New" w:cs="Courier New"/>
+          <w:sz w:val="20"/>
+          <w:szCs w:val="20"/>
+          <w:lang w:eastAsia="vi-VN"/>
+        </w:rPr>
+        <w:t>│</w:t>
+      </w:r>
+    </w:p>
+    <w:p>
+      <w:pPr>
+        <w:tabs>
+          <w:tab w:val="left" w:pos="916"/>
+          <w:tab w:val="left" w:pos="1832"/>
+          <w:tab w:val="left" w:pos="2748"/>
+          <w:tab w:val="left" w:pos="3664"/>
+          <w:tab w:val="left" w:pos="4580"/>
+          <w:tab w:val="left" w:pos="5496"/>
+          <w:tab w:val="left" w:pos="6412"/>
+          <w:tab w:val="left" w:pos="7328"/>
+          <w:tab w:val="left" w:pos="8244"/>
+          <w:tab w:val="left" w:pos="9160"/>
+          <w:tab w:val="left" w:pos="10076"/>
+          <w:tab w:val="left" w:pos="10992"/>
+          <w:tab w:val="left" w:pos="11908"/>
+          <w:tab w:val="left" w:pos="12824"/>
+          <w:tab w:val="left" w:pos="13740"/>
+          <w:tab w:val="left" w:pos="14656"/>
+        </w:tabs>
+        <w:spacing w:after="0" w:line="240" w:lineRule="auto"/>
+        <w:rPr>
+          <w:rFonts w:ascii="Courier New" w:eastAsia="Times New Roman" w:hAnsi="Courier New" w:cs="Courier New"/>
+          <w:sz w:val="20"/>
+          <w:szCs w:val="20"/>
+          <w:lang w:eastAsia="vi-VN"/>
+        </w:rPr>
+      </w:pPr>
+      <w:r>
+        <w:rPr>
+          <w:rFonts w:ascii="Courier New" w:eastAsia="Times New Roman" w:hAnsi="Courier New" w:cs="Courier New"/>
+          <w:sz w:val="20"/>
+          <w:szCs w:val="20"/>
+          <w:lang w:eastAsia="vi-VN"/>
+        </w:rPr>
+        <w:t xml:space="preserve">│                                                        </w:t>
+      </w:r>
+      <w:r>
+        <w:rPr>
+          <w:rFonts w:ascii="Courier New" w:eastAsia="Times New Roman" w:hAnsi="Courier New" w:cs="Courier New"/>
+          <w:sz w:val="20"/>
+          <w:szCs w:val="20"/>
+          <w:lang w:eastAsia="vi-VN"/>
+        </w:rPr>
+        <w:t xml:space="preserve"> </w:t>
+      </w:r>
+      <w:r>
+        <w:rPr>
+          <w:rFonts w:ascii="Courier New" w:eastAsia="Times New Roman" w:hAnsi="Courier New" w:cs="Courier New"/>
+          <w:sz w:val="20"/>
+          <w:szCs w:val="20"/>
+          <w:lang w:eastAsia="vi-VN"/>
+        </w:rPr>
+        <w:t>│</w:t>
+      </w:r>
+    </w:p>
+    <w:p>
+      <w:pPr>
+        <w:tabs>
+          <w:tab w:val="left" w:pos="916"/>
+          <w:tab w:val="left" w:pos="1832"/>
+          <w:tab w:val="left" w:pos="2748"/>
+          <w:tab w:val="left" w:pos="3664"/>
+          <w:tab w:val="left" w:pos="4580"/>
+          <w:tab w:val="left" w:pos="5496"/>
+          <w:tab w:val="left" w:pos="6412"/>
+          <w:tab w:val="left" w:pos="7328"/>
+          <w:tab w:val="left" w:pos="8244"/>
+          <w:tab w:val="left" w:pos="9160"/>
+          <w:tab w:val="left" w:pos="10076"/>
+          <w:tab w:val="left" w:pos="10992"/>
+          <w:tab w:val="left" w:pos="11908"/>
+          <w:tab w:val="left" w:pos="12824"/>
+          <w:tab w:val="left" w:pos="13740"/>
+          <w:tab w:val="left" w:pos="14656"/>
+        </w:tabs>
+        <w:spacing w:after="0" w:line="240" w:lineRule="auto"/>
+        <w:rPr>
+          <w:rFonts w:ascii="Courier New" w:eastAsia="Times New Roman" w:hAnsi="Courier New" w:cs="Courier New"/>
+          <w:sz w:val="20"/>
+          <w:szCs w:val="20"/>
+          <w:lang w:eastAsia="vi-VN"/>
+        </w:rPr>
+      </w:pPr>
+      <w:r>
+        <w:rPr>
+          <w:rFonts w:ascii="Courier New" w:eastAsia="Times New Roman" w:hAnsi="Courier New" w:cs="Courier New"/>
+          <w:sz w:val="20"/>
+          <w:szCs w:val="20"/>
+          <w:lang w:eastAsia="vi-VN"/>
+        </w:rPr>
+        <w:lastRenderedPageBreak/>
+        <w:t xml:space="preserve">│  [ Submit Order ]                                      </w:t>
+      </w:r>
+      <w:r>
+        <w:rPr>
+          <w:rFonts w:ascii="Courier New" w:eastAsia="Times New Roman" w:hAnsi="Courier New" w:cs="Courier New"/>
+          <w:sz w:val="20"/>
+          <w:szCs w:val="20"/>
+          <w:lang w:eastAsia="vi-VN"/>
+        </w:rPr>
+        <w:t xml:space="preserve"> </w:t>
+      </w:r>
+      <w:r>
+        <w:rPr>
+          <w:rFonts w:ascii="Courier New" w:eastAsia="Times New Roman" w:hAnsi="Courier New" w:cs="Courier New"/>
+          <w:sz w:val="20"/>
+          <w:szCs w:val="20"/>
+          <w:lang w:eastAsia="vi-VN"/>
+        </w:rPr>
+        <w:t>│</w:t>
+      </w:r>
+    </w:p>
+    <w:p>
+      <w:pPr>
+        <w:tabs>
+          <w:tab w:val="left" w:pos="916"/>
+          <w:tab w:val="left" w:pos="1832"/>
+          <w:tab w:val="left" w:pos="2748"/>
+          <w:tab w:val="left" w:pos="3664"/>
+          <w:tab w:val="left" w:pos="4580"/>
+          <w:tab w:val="left" w:pos="5496"/>
+          <w:tab w:val="left" w:pos="6412"/>
+          <w:tab w:val="left" w:pos="7328"/>
+          <w:tab w:val="left" w:pos="8244"/>
+          <w:tab w:val="left" w:pos="9160"/>
+          <w:tab w:val="left" w:pos="10076"/>
+          <w:tab w:val="left" w:pos="10992"/>
+          <w:tab w:val="left" w:pos="11908"/>
+          <w:tab w:val="left" w:pos="12824"/>
+          <w:tab w:val="left" w:pos="13740"/>
+          <w:tab w:val="left" w:pos="14656"/>
+        </w:tabs>
+        <w:spacing w:after="0" w:line="240" w:lineRule="auto"/>
+        <w:rPr>
+          <w:rFonts w:ascii="Courier New" w:eastAsia="Times New Roman" w:hAnsi="Courier New" w:cs="Courier New"/>
+          <w:sz w:val="20"/>
+          <w:szCs w:val="20"/>
+          <w:lang w:eastAsia="vi-VN"/>
+        </w:rPr>
+      </w:pPr>
+      <w:r>
+        <w:rPr>
+          <w:rFonts w:ascii="Courier New" w:eastAsia="Times New Roman" w:hAnsi="Courier New" w:cs="Courier New"/>
+          <w:sz w:val="20"/>
+          <w:szCs w:val="20"/>
+          <w:lang w:eastAsia="vi-VN"/>
+        </w:rPr>
+        <w:t xml:space="preserve">│                                                        </w:t>
+      </w:r>
+      <w:r>
+        <w:rPr>
+          <w:rFonts w:ascii="Courier New" w:eastAsia="Times New Roman" w:hAnsi="Courier New" w:cs="Courier New"/>
+          <w:sz w:val="20"/>
+          <w:szCs w:val="20"/>
+          <w:lang w:eastAsia="vi-VN"/>
+        </w:rPr>
+        <w:t xml:space="preserve"> </w:t>
+      </w:r>
+      <w:r>
+        <w:rPr>
+          <w:rFonts w:ascii="Courier New" w:eastAsia="Times New Roman" w:hAnsi="Courier New" w:cs="Courier New"/>
+          <w:sz w:val="20"/>
+          <w:szCs w:val="20"/>
+          <w:lang w:eastAsia="vi-VN"/>
+        </w:rPr>
+        <w:t>│</w:t>
       </w:r>
     </w:p>
     <w:p>
@@ -3671,7 +3780,25 @@
           <w:szCs w:val="20"/>
           <w:lang w:eastAsia="vi-VN"/>
         </w:rPr>
-        <w:t>└────────────────────────────────────────────────────────┘</w:t>
+        <w:t>└─────────────────────────────────────────────────────</w:t>
+      </w:r>
+      <w:r>
+        <w:rPr>
+          <w:rFonts w:ascii="Courier New" w:eastAsia="Times New Roman" w:hAnsi="Courier New" w:cs="Courier New"/>
+          <w:sz w:val="20"/>
+          <w:szCs w:val="20"/>
+          <w:lang w:eastAsia="vi-VN"/>
+        </w:rPr>
+        <w:t>─</w:t>
+      </w:r>
+      <w:r>
+        <w:rPr>
+          <w:rFonts w:ascii="Courier New" w:eastAsia="Times New Roman" w:hAnsi="Courier New" w:cs="Courier New"/>
+          <w:sz w:val="20"/>
+          <w:szCs w:val="20"/>
+          <w:lang w:eastAsia="vi-VN"/>
+        </w:rPr>
+        <w:t>───┘</w:t>
       </w:r>
     </w:p>
     <w:p>
@@ -3745,83 +3872,137 @@
           <w:szCs w:val="20"/>
           <w:lang w:eastAsia="vi-VN"/>
         </w:rPr>
-        <w:t>┌────────────────────────────────────────────────────────┐</w:t>
-      </w:r>
-    </w:p>
-    <w:p>
-      <w:pPr>
-        <w:tabs>
-          <w:tab w:val="left" w:pos="916"/>
-          <w:tab w:val="left" w:pos="1832"/>
-          <w:tab w:val="left" w:pos="2748"/>
-          <w:tab w:val="left" w:pos="3664"/>
-          <w:tab w:val="left" w:pos="4580"/>
-          <w:tab w:val="left" w:pos="5496"/>
-          <w:tab w:val="left" w:pos="6412"/>
-          <w:tab w:val="left" w:pos="7328"/>
-          <w:tab w:val="left" w:pos="8244"/>
-          <w:tab w:val="left" w:pos="9160"/>
-          <w:tab w:val="left" w:pos="10076"/>
-          <w:tab w:val="left" w:pos="10992"/>
-          <w:tab w:val="left" w:pos="11908"/>
-          <w:tab w:val="left" w:pos="12824"/>
-          <w:tab w:val="left" w:pos="13740"/>
-          <w:tab w:val="left" w:pos="14656"/>
-        </w:tabs>
-        <w:spacing w:after="0" w:line="240" w:lineRule="auto"/>
-        <w:rPr>
-          <w:rFonts w:ascii="Courier New" w:eastAsia="Times New Roman" w:hAnsi="Courier New" w:cs="Courier New"/>
-          <w:sz w:val="20"/>
-          <w:szCs w:val="20"/>
-          <w:lang w:eastAsia="vi-VN"/>
-        </w:rPr>
-      </w:pPr>
-      <w:r>
-        <w:rPr>
-          <w:rFonts w:ascii="Courier New" w:eastAsia="Times New Roman" w:hAnsi="Courier New" w:cs="Courier New"/>
-          <w:sz w:val="20"/>
-          <w:szCs w:val="20"/>
-          <w:lang w:eastAsia="vi-VN"/>
-        </w:rPr>
-        <w:t>│ [My Orders Table]                                      │</w:t>
-      </w:r>
-    </w:p>
-    <w:p>
-      <w:pPr>
-        <w:tabs>
-          <w:tab w:val="left" w:pos="916"/>
-          <w:tab w:val="left" w:pos="1832"/>
-          <w:tab w:val="left" w:pos="2748"/>
-          <w:tab w:val="left" w:pos="3664"/>
-          <w:tab w:val="left" w:pos="4580"/>
-          <w:tab w:val="left" w:pos="5496"/>
-          <w:tab w:val="left" w:pos="6412"/>
-          <w:tab w:val="left" w:pos="7328"/>
-          <w:tab w:val="left" w:pos="8244"/>
-          <w:tab w:val="left" w:pos="9160"/>
-          <w:tab w:val="left" w:pos="10076"/>
-          <w:tab w:val="left" w:pos="10992"/>
-          <w:tab w:val="left" w:pos="11908"/>
-          <w:tab w:val="left" w:pos="12824"/>
-          <w:tab w:val="left" w:pos="13740"/>
-          <w:tab w:val="left" w:pos="14656"/>
-        </w:tabs>
-        <w:spacing w:after="0" w:line="240" w:lineRule="auto"/>
-        <w:rPr>
-          <w:rFonts w:ascii="Courier New" w:eastAsia="Times New Roman" w:hAnsi="Courier New" w:cs="Courier New"/>
-          <w:sz w:val="20"/>
-          <w:szCs w:val="20"/>
-          <w:lang w:eastAsia="vi-VN"/>
-        </w:rPr>
-      </w:pPr>
-      <w:r>
-        <w:rPr>
-          <w:rFonts w:ascii="Courier New" w:eastAsia="Times New Roman" w:hAnsi="Courier New" w:cs="Courier New"/>
-          <w:sz w:val="20"/>
-          <w:szCs w:val="20"/>
-          <w:lang w:eastAsia="vi-VN"/>
-        </w:rPr>
-        <w:t>│ # | Tracking Code | Status     | Created At | Action   │</w:t>
+        <w:t>┌────────────────────────────────────────────────────</w:t>
+      </w:r>
+      <w:r>
+        <w:rPr>
+          <w:rFonts w:ascii="Courier New" w:eastAsia="Times New Roman" w:hAnsi="Courier New" w:cs="Courier New"/>
+          <w:sz w:val="20"/>
+          <w:szCs w:val="20"/>
+          <w:lang w:eastAsia="vi-VN"/>
+        </w:rPr>
+        <w:t>─</w:t>
+      </w:r>
+      <w:r>
+        <w:rPr>
+          <w:rFonts w:ascii="Courier New" w:eastAsia="Times New Roman" w:hAnsi="Courier New" w:cs="Courier New"/>
+          <w:sz w:val="20"/>
+          <w:szCs w:val="20"/>
+          <w:lang w:eastAsia="vi-VN"/>
+        </w:rPr>
+        <w:t>────┐</w:t>
+      </w:r>
+    </w:p>
+    <w:p>
+      <w:pPr>
+        <w:tabs>
+          <w:tab w:val="left" w:pos="916"/>
+          <w:tab w:val="left" w:pos="1832"/>
+          <w:tab w:val="left" w:pos="2748"/>
+          <w:tab w:val="left" w:pos="3664"/>
+          <w:tab w:val="left" w:pos="4580"/>
+          <w:tab w:val="left" w:pos="5496"/>
+          <w:tab w:val="left" w:pos="6412"/>
+          <w:tab w:val="left" w:pos="7328"/>
+          <w:tab w:val="left" w:pos="8244"/>
+          <w:tab w:val="left" w:pos="9160"/>
+          <w:tab w:val="left" w:pos="10076"/>
+          <w:tab w:val="left" w:pos="10992"/>
+          <w:tab w:val="left" w:pos="11908"/>
+          <w:tab w:val="left" w:pos="12824"/>
+          <w:tab w:val="left" w:pos="13740"/>
+          <w:tab w:val="left" w:pos="14656"/>
+        </w:tabs>
+        <w:spacing w:after="0" w:line="240" w:lineRule="auto"/>
+        <w:rPr>
+          <w:rFonts w:ascii="Courier New" w:eastAsia="Times New Roman" w:hAnsi="Courier New" w:cs="Courier New"/>
+          <w:sz w:val="20"/>
+          <w:szCs w:val="20"/>
+          <w:lang w:eastAsia="vi-VN"/>
+        </w:rPr>
+      </w:pPr>
+      <w:r>
+        <w:rPr>
+          <w:rFonts w:ascii="Courier New" w:eastAsia="Times New Roman" w:hAnsi="Courier New" w:cs="Courier New"/>
+          <w:sz w:val="20"/>
+          <w:szCs w:val="20"/>
+          <w:lang w:eastAsia="vi-VN"/>
+        </w:rPr>
+        <w:t xml:space="preserve">│ [My Orders Table]                                     </w:t>
+      </w:r>
+      <w:r>
+        <w:rPr>
+          <w:rFonts w:ascii="Courier New" w:eastAsia="Times New Roman" w:hAnsi="Courier New" w:cs="Courier New"/>
+          <w:sz w:val="20"/>
+          <w:szCs w:val="20"/>
+          <w:lang w:eastAsia="vi-VN"/>
+        </w:rPr>
+        <w:t xml:space="preserve"> </w:t>
+      </w:r>
+      <w:r>
+        <w:rPr>
+          <w:rFonts w:ascii="Courier New" w:eastAsia="Times New Roman" w:hAnsi="Courier New" w:cs="Courier New"/>
+          <w:sz w:val="20"/>
+          <w:szCs w:val="20"/>
+          <w:lang w:eastAsia="vi-VN"/>
+        </w:rPr>
+        <w:t xml:space="preserve"> │</w:t>
+      </w:r>
+    </w:p>
+    <w:p>
+      <w:pPr>
+        <w:tabs>
+          <w:tab w:val="left" w:pos="916"/>
+          <w:tab w:val="left" w:pos="1832"/>
+          <w:tab w:val="left" w:pos="2748"/>
+          <w:tab w:val="left" w:pos="3664"/>
+          <w:tab w:val="left" w:pos="4580"/>
+          <w:tab w:val="left" w:pos="5496"/>
+          <w:tab w:val="left" w:pos="6412"/>
+          <w:tab w:val="left" w:pos="7328"/>
+          <w:tab w:val="left" w:pos="8244"/>
+          <w:tab w:val="left" w:pos="9160"/>
+          <w:tab w:val="left" w:pos="10076"/>
+          <w:tab w:val="left" w:pos="10992"/>
+          <w:tab w:val="left" w:pos="11908"/>
+          <w:tab w:val="left" w:pos="12824"/>
+          <w:tab w:val="left" w:pos="13740"/>
+          <w:tab w:val="left" w:pos="14656"/>
+        </w:tabs>
+        <w:spacing w:after="0" w:line="240" w:lineRule="auto"/>
+        <w:rPr>
+          <w:rFonts w:ascii="Courier New" w:eastAsia="Times New Roman" w:hAnsi="Courier New" w:cs="Courier New"/>
+          <w:sz w:val="20"/>
+          <w:szCs w:val="20"/>
+          <w:lang w:eastAsia="vi-VN"/>
+        </w:rPr>
+      </w:pPr>
+      <w:r>
+        <w:rPr>
+          <w:rFonts w:ascii="Courier New" w:eastAsia="Times New Roman" w:hAnsi="Courier New" w:cs="Courier New"/>
+          <w:sz w:val="20"/>
+          <w:szCs w:val="20"/>
+          <w:lang w:eastAsia="vi-VN"/>
+        </w:rPr>
+        <w:t xml:space="preserve">│ # | Tracking Code | Status     | Created At | Action  </w:t>
+      </w:r>
+      <w:r>
+        <w:rPr>
+          <w:rFonts w:ascii="Courier New" w:eastAsia="Times New Roman" w:hAnsi="Courier New" w:cs="Courier New"/>
+          <w:sz w:val="20"/>
+          <w:szCs w:val="20"/>
+          <w:lang w:eastAsia="vi-VN"/>
+        </w:rPr>
+        <w:t xml:space="preserve"> </w:t>
+      </w:r>
+      <w:r>
+        <w:rPr>
+          <w:rFonts w:ascii="Courier New" w:eastAsia="Times New Roman" w:hAnsi="Courier New" w:cs="Courier New"/>
+          <w:sz w:val="20"/>
+          <w:szCs w:val="20"/>
+          <w:lang w:eastAsia="vi-VN"/>
+        </w:rPr>
+        <w:t xml:space="preserve"> │</w:t>
       </w:r>
     </w:p>
     <w:p>
@@ -3973,7 +4154,25 @@
           <w:szCs w:val="20"/>
           <w:lang w:eastAsia="vi-VN"/>
         </w:rPr>
-        <w:t>└────────────────────────────────────────────────────────┘</w:t>
+        <w:t>└─────────────────────────────────────────────────────</w:t>
+      </w:r>
+      <w:r>
+        <w:rPr>
+          <w:rFonts w:ascii="Courier New" w:eastAsia="Times New Roman" w:hAnsi="Courier New" w:cs="Courier New"/>
+          <w:sz w:val="20"/>
+          <w:szCs w:val="20"/>
+          <w:lang w:eastAsia="vi-VN"/>
+        </w:rPr>
+        <w:t>─</w:t>
+      </w:r>
+      <w:r>
+        <w:rPr>
+          <w:rFonts w:ascii="Courier New" w:eastAsia="Times New Roman" w:hAnsi="Courier New" w:cs="Courier New"/>
+          <w:sz w:val="20"/>
+          <w:szCs w:val="20"/>
+          <w:lang w:eastAsia="vi-VN"/>
+        </w:rPr>
+        <w:t>───┘</w:t>
       </w:r>
     </w:p>
     <w:p>
@@ -5110,435 +5309,6 @@
     </w:p>
     <w:p>
       <w:pPr>
-        <w:tabs>
-          <w:tab w:val="left" w:pos="916"/>
-          <w:tab w:val="left" w:pos="1832"/>
-          <w:tab w:val="left" w:pos="2748"/>
-          <w:tab w:val="left" w:pos="3664"/>
-          <w:tab w:val="left" w:pos="4580"/>
-          <w:tab w:val="left" w:pos="5496"/>
-          <w:tab w:val="left" w:pos="6412"/>
-          <w:tab w:val="left" w:pos="7328"/>
-          <w:tab w:val="left" w:pos="8244"/>
-          <w:tab w:val="left" w:pos="9160"/>
-          <w:tab w:val="left" w:pos="10076"/>
-          <w:tab w:val="left" w:pos="10992"/>
-          <w:tab w:val="left" w:pos="11908"/>
-          <w:tab w:val="left" w:pos="12824"/>
-          <w:tab w:val="left" w:pos="13740"/>
-          <w:tab w:val="left" w:pos="14656"/>
-        </w:tabs>
-        <w:spacing w:after="0" w:line="240" w:lineRule="auto"/>
-        <w:rPr>
-          <w:rFonts w:ascii="Courier New" w:eastAsia="Times New Roman" w:hAnsi="Courier New" w:cs="Courier New"/>
-          <w:sz w:val="20"/>
-          <w:szCs w:val="20"/>
-          <w:lang w:eastAsia="vi-VN"/>
-        </w:rPr>
-      </w:pPr>
-      <w:r>
-        <w:rPr>
-          <w:rFonts w:ascii="Courier New" w:eastAsia="Times New Roman" w:hAnsi="Courier New" w:cs="Courier New"/>
-          <w:sz w:val="20"/>
-          <w:szCs w:val="20"/>
-          <w:lang w:eastAsia="vi-VN"/>
-        </w:rPr>
-        <w:t>┌────────────────────────────────────────────────────────┐</w:t>
-      </w:r>
-    </w:p>
-    <w:p>
-      <w:pPr>
-        <w:tabs>
-          <w:tab w:val="left" w:pos="916"/>
-          <w:tab w:val="left" w:pos="1832"/>
-          <w:tab w:val="left" w:pos="2748"/>
-          <w:tab w:val="left" w:pos="3664"/>
-          <w:tab w:val="left" w:pos="4580"/>
-          <w:tab w:val="left" w:pos="5496"/>
-          <w:tab w:val="left" w:pos="6412"/>
-          <w:tab w:val="left" w:pos="7328"/>
-          <w:tab w:val="left" w:pos="8244"/>
-          <w:tab w:val="left" w:pos="9160"/>
-          <w:tab w:val="left" w:pos="10076"/>
-          <w:tab w:val="left" w:pos="10992"/>
-          <w:tab w:val="left" w:pos="11908"/>
-          <w:tab w:val="left" w:pos="12824"/>
-          <w:tab w:val="left" w:pos="13740"/>
-          <w:tab w:val="left" w:pos="14656"/>
-        </w:tabs>
-        <w:spacing w:after="0" w:line="240" w:lineRule="auto"/>
-        <w:rPr>
-          <w:rFonts w:ascii="Courier New" w:eastAsia="Times New Roman" w:hAnsi="Courier New" w:cs="Courier New"/>
-          <w:sz w:val="20"/>
-          <w:szCs w:val="20"/>
-          <w:lang w:eastAsia="vi-VN"/>
-        </w:rPr>
-      </w:pPr>
-      <w:r>
-        <w:rPr>
-          <w:rFonts w:ascii="Courier New" w:eastAsia="Times New Roman" w:hAnsi="Courier New" w:cs="Courier New"/>
-          <w:sz w:val="20"/>
-          <w:szCs w:val="20"/>
-          <w:lang w:eastAsia="vi-VN"/>
-        </w:rPr>
-        <w:t>│ # | Tracking Code | Customer | Status  | Action         │</w:t>
-      </w:r>
-    </w:p>
-    <w:p>
-      <w:pPr>
-        <w:tabs>
-          <w:tab w:val="left" w:pos="916"/>
-          <w:tab w:val="left" w:pos="1832"/>
-          <w:tab w:val="left" w:pos="2748"/>
-          <w:tab w:val="left" w:pos="3664"/>
-          <w:tab w:val="left" w:pos="4580"/>
-          <w:tab w:val="left" w:pos="5496"/>
-          <w:tab w:val="left" w:pos="6412"/>
-          <w:tab w:val="left" w:pos="7328"/>
-          <w:tab w:val="left" w:pos="8244"/>
-          <w:tab w:val="left" w:pos="9160"/>
-          <w:tab w:val="left" w:pos="10076"/>
-          <w:tab w:val="left" w:pos="10992"/>
-          <w:tab w:val="left" w:pos="11908"/>
-          <w:tab w:val="left" w:pos="12824"/>
-          <w:tab w:val="left" w:pos="13740"/>
-          <w:tab w:val="left" w:pos="14656"/>
-        </w:tabs>
-        <w:spacing w:after="0" w:line="240" w:lineRule="auto"/>
-        <w:rPr>
-          <w:rFonts w:ascii="Courier New" w:eastAsia="Times New Roman" w:hAnsi="Courier New" w:cs="Courier New"/>
-          <w:sz w:val="20"/>
-          <w:szCs w:val="20"/>
-          <w:lang w:eastAsia="vi-VN"/>
-        </w:rPr>
-      </w:pPr>
-      <w:r>
-        <w:rPr>
-          <w:rFonts w:ascii="Courier New" w:eastAsia="Times New Roman" w:hAnsi="Courier New" w:cs="Courier New"/>
-          <w:sz w:val="20"/>
-          <w:szCs w:val="20"/>
-          <w:lang w:eastAsia="vi-VN"/>
-        </w:rPr>
-        <w:t>│---|----------------|-----------|---------|---------------│</w:t>
-      </w:r>
-    </w:p>
-    <w:p>
-      <w:pPr>
-        <w:tabs>
-          <w:tab w:val="left" w:pos="916"/>
-          <w:tab w:val="left" w:pos="1832"/>
-          <w:tab w:val="left" w:pos="2748"/>
-          <w:tab w:val="left" w:pos="3664"/>
-          <w:tab w:val="left" w:pos="4580"/>
-          <w:tab w:val="left" w:pos="5496"/>
-          <w:tab w:val="left" w:pos="6412"/>
-          <w:tab w:val="left" w:pos="7328"/>
-          <w:tab w:val="left" w:pos="8244"/>
-          <w:tab w:val="left" w:pos="9160"/>
-          <w:tab w:val="left" w:pos="10076"/>
-          <w:tab w:val="left" w:pos="10992"/>
-          <w:tab w:val="left" w:pos="11908"/>
-          <w:tab w:val="left" w:pos="12824"/>
-          <w:tab w:val="left" w:pos="13740"/>
-          <w:tab w:val="left" w:pos="14656"/>
-        </w:tabs>
-        <w:spacing w:after="0" w:line="240" w:lineRule="auto"/>
-        <w:rPr>
-          <w:rFonts w:ascii="Courier New" w:eastAsia="Times New Roman" w:hAnsi="Courier New" w:cs="Courier New"/>
-          <w:sz w:val="20"/>
-          <w:szCs w:val="20"/>
-          <w:lang w:eastAsia="vi-VN"/>
-        </w:rPr>
-      </w:pPr>
-      <w:r>
-        <w:rPr>
-          <w:rFonts w:ascii="Courier New" w:eastAsia="Times New Roman" w:hAnsi="Courier New" w:cs="Courier New"/>
-          <w:sz w:val="20"/>
-          <w:szCs w:val="20"/>
-          <w:lang w:eastAsia="vi-VN"/>
-        </w:rPr>
-        <w:t>│ 1 | LT-20251025-2  | cus01     | Pending | [Assign]     │</w:t>
-      </w:r>
-    </w:p>
-    <w:p>
-      <w:pPr>
-        <w:tabs>
-          <w:tab w:val="left" w:pos="916"/>
-          <w:tab w:val="left" w:pos="1832"/>
-          <w:tab w:val="left" w:pos="2748"/>
-          <w:tab w:val="left" w:pos="3664"/>
-          <w:tab w:val="left" w:pos="4580"/>
-          <w:tab w:val="left" w:pos="5496"/>
-          <w:tab w:val="left" w:pos="6412"/>
-          <w:tab w:val="left" w:pos="7328"/>
-          <w:tab w:val="left" w:pos="8244"/>
-          <w:tab w:val="left" w:pos="9160"/>
-          <w:tab w:val="left" w:pos="10076"/>
-          <w:tab w:val="left" w:pos="10992"/>
-          <w:tab w:val="left" w:pos="11908"/>
-          <w:tab w:val="left" w:pos="12824"/>
-          <w:tab w:val="left" w:pos="13740"/>
-          <w:tab w:val="left" w:pos="14656"/>
-        </w:tabs>
-        <w:spacing w:after="0" w:line="240" w:lineRule="auto"/>
-        <w:rPr>
-          <w:rFonts w:ascii="Courier New" w:eastAsia="Times New Roman" w:hAnsi="Courier New" w:cs="Courier New"/>
-          <w:sz w:val="20"/>
-          <w:szCs w:val="20"/>
-          <w:lang w:eastAsia="vi-VN"/>
-        </w:rPr>
-      </w:pPr>
-      <w:r>
-        <w:rPr>
-          <w:rFonts w:ascii="Courier New" w:eastAsia="Times New Roman" w:hAnsi="Courier New" w:cs="Courier New"/>
-          <w:sz w:val="20"/>
-          <w:szCs w:val="20"/>
-          <w:lang w:eastAsia="vi-VN"/>
-        </w:rPr>
-        <w:t>│--------------------------------------------------------│</w:t>
-      </w:r>
-    </w:p>
-    <w:p>
-      <w:pPr>
-        <w:tabs>
-          <w:tab w:val="left" w:pos="916"/>
-          <w:tab w:val="left" w:pos="1832"/>
-          <w:tab w:val="left" w:pos="2748"/>
-          <w:tab w:val="left" w:pos="3664"/>
-          <w:tab w:val="left" w:pos="4580"/>
-          <w:tab w:val="left" w:pos="5496"/>
-          <w:tab w:val="left" w:pos="6412"/>
-          <w:tab w:val="left" w:pos="7328"/>
-          <w:tab w:val="left" w:pos="8244"/>
-          <w:tab w:val="left" w:pos="9160"/>
-          <w:tab w:val="left" w:pos="10076"/>
-          <w:tab w:val="left" w:pos="10992"/>
-          <w:tab w:val="left" w:pos="11908"/>
-          <w:tab w:val="left" w:pos="12824"/>
-          <w:tab w:val="left" w:pos="13740"/>
-          <w:tab w:val="left" w:pos="14656"/>
-        </w:tabs>
-        <w:spacing w:after="0" w:line="240" w:lineRule="auto"/>
-        <w:rPr>
-          <w:rFonts w:ascii="Courier New" w:eastAsia="Times New Roman" w:hAnsi="Courier New" w:cs="Courier New"/>
-          <w:sz w:val="20"/>
-          <w:szCs w:val="20"/>
-          <w:lang w:eastAsia="vi-VN"/>
-        </w:rPr>
-      </w:pPr>
-      <w:r>
-        <w:rPr>
-          <w:rFonts w:ascii="Courier New" w:eastAsia="Times New Roman" w:hAnsi="Courier New" w:cs="Courier New"/>
-          <w:sz w:val="20"/>
-          <w:szCs w:val="20"/>
-          <w:lang w:eastAsia="vi-VN"/>
-        </w:rPr>
-        <w:t>│ [Modal: Assign Order]                                 │</w:t>
-      </w:r>
-    </w:p>
-    <w:p>
-      <w:pPr>
-        <w:tabs>
-          <w:tab w:val="left" w:pos="916"/>
-          <w:tab w:val="left" w:pos="1832"/>
-          <w:tab w:val="left" w:pos="2748"/>
-          <w:tab w:val="left" w:pos="3664"/>
-          <w:tab w:val="left" w:pos="4580"/>
-          <w:tab w:val="left" w:pos="5496"/>
-          <w:tab w:val="left" w:pos="6412"/>
-          <w:tab w:val="left" w:pos="7328"/>
-          <w:tab w:val="left" w:pos="8244"/>
-          <w:tab w:val="left" w:pos="9160"/>
-          <w:tab w:val="left" w:pos="10076"/>
-          <w:tab w:val="left" w:pos="10992"/>
-          <w:tab w:val="left" w:pos="11908"/>
-          <w:tab w:val="left" w:pos="12824"/>
-          <w:tab w:val="left" w:pos="13740"/>
-          <w:tab w:val="left" w:pos="14656"/>
-        </w:tabs>
-        <w:spacing w:after="0" w:line="240" w:lineRule="auto"/>
-        <w:rPr>
-          <w:rFonts w:ascii="Courier New" w:eastAsia="Times New Roman" w:hAnsi="Courier New" w:cs="Courier New"/>
-          <w:sz w:val="20"/>
-          <w:szCs w:val="20"/>
-          <w:lang w:eastAsia="vi-VN"/>
-        </w:rPr>
-      </w:pPr>
-      <w:r>
-        <w:rPr>
-          <w:rFonts w:ascii="Courier New" w:eastAsia="Times New Roman" w:hAnsi="Courier New" w:cs="Courier New"/>
-          <w:sz w:val="20"/>
-          <w:szCs w:val="20"/>
-          <w:lang w:eastAsia="vi-VN"/>
-        </w:rPr>
-        <w:t>│   Select Shipper: [Dropdown: ship01, ship02...]        │</w:t>
-      </w:r>
-    </w:p>
-    <w:p>
-      <w:pPr>
-        <w:tabs>
-          <w:tab w:val="left" w:pos="916"/>
-          <w:tab w:val="left" w:pos="1832"/>
-          <w:tab w:val="left" w:pos="2748"/>
-          <w:tab w:val="left" w:pos="3664"/>
-          <w:tab w:val="left" w:pos="4580"/>
-          <w:tab w:val="left" w:pos="5496"/>
-          <w:tab w:val="left" w:pos="6412"/>
-          <w:tab w:val="left" w:pos="7328"/>
-          <w:tab w:val="left" w:pos="8244"/>
-          <w:tab w:val="left" w:pos="9160"/>
-          <w:tab w:val="left" w:pos="10076"/>
-          <w:tab w:val="left" w:pos="10992"/>
-          <w:tab w:val="left" w:pos="11908"/>
-          <w:tab w:val="left" w:pos="12824"/>
-          <w:tab w:val="left" w:pos="13740"/>
-          <w:tab w:val="left" w:pos="14656"/>
-        </w:tabs>
-        <w:spacing w:after="0" w:line="240" w:lineRule="auto"/>
-        <w:rPr>
-          <w:rFonts w:ascii="Courier New" w:eastAsia="Times New Roman" w:hAnsi="Courier New" w:cs="Courier New"/>
-          <w:sz w:val="20"/>
-          <w:szCs w:val="20"/>
-          <w:lang w:eastAsia="vi-VN"/>
-        </w:rPr>
-      </w:pPr>
-      <w:r>
-        <w:rPr>
-          <w:rFonts w:ascii="Courier New" w:eastAsia="Times New Roman" w:hAnsi="Courier New" w:cs="Courier New"/>
-          <w:sz w:val="20"/>
-          <w:szCs w:val="20"/>
-          <w:lang w:eastAsia="vi-VN"/>
-        </w:rPr>
-        <w:t>│   [Confirm Assign]                                    │</w:t>
-      </w:r>
-    </w:p>
-    <w:p>
-      <w:pPr>
-        <w:tabs>
-          <w:tab w:val="left" w:pos="916"/>
-          <w:tab w:val="left" w:pos="1832"/>
-          <w:tab w:val="left" w:pos="2748"/>
-          <w:tab w:val="left" w:pos="3664"/>
-          <w:tab w:val="left" w:pos="4580"/>
-          <w:tab w:val="left" w:pos="5496"/>
-          <w:tab w:val="left" w:pos="6412"/>
-          <w:tab w:val="left" w:pos="7328"/>
-          <w:tab w:val="left" w:pos="8244"/>
-          <w:tab w:val="left" w:pos="9160"/>
-          <w:tab w:val="left" w:pos="10076"/>
-          <w:tab w:val="left" w:pos="10992"/>
-          <w:tab w:val="left" w:pos="11908"/>
-          <w:tab w:val="left" w:pos="12824"/>
-          <w:tab w:val="left" w:pos="13740"/>
-          <w:tab w:val="left" w:pos="14656"/>
-        </w:tabs>
-        <w:spacing w:after="0" w:line="240" w:lineRule="auto"/>
-        <w:rPr>
-          <w:rFonts w:ascii="Courier New" w:eastAsia="Times New Roman" w:hAnsi="Courier New" w:cs="Courier New"/>
-          <w:sz w:val="20"/>
-          <w:szCs w:val="20"/>
-          <w:lang w:eastAsia="vi-VN"/>
-        </w:rPr>
-      </w:pPr>
-      <w:r>
-        <w:rPr>
-          <w:rFonts w:ascii="Courier New" w:eastAsia="Times New Roman" w:hAnsi="Courier New" w:cs="Courier New"/>
-          <w:sz w:val="20"/>
-          <w:szCs w:val="20"/>
-          <w:lang w:eastAsia="vi-VN"/>
-        </w:rPr>
-        <w:t>│--------------------------------------------------------│</w:t>
-      </w:r>
-    </w:p>
-    <w:p>
-      <w:pPr>
-        <w:tabs>
-          <w:tab w:val="left" w:pos="916"/>
-          <w:tab w:val="left" w:pos="1832"/>
-          <w:tab w:val="left" w:pos="2748"/>
-          <w:tab w:val="left" w:pos="3664"/>
-          <w:tab w:val="left" w:pos="4580"/>
-          <w:tab w:val="left" w:pos="5496"/>
-          <w:tab w:val="left" w:pos="6412"/>
-          <w:tab w:val="left" w:pos="7328"/>
-          <w:tab w:val="left" w:pos="8244"/>
-          <w:tab w:val="left" w:pos="9160"/>
-          <w:tab w:val="left" w:pos="10076"/>
-          <w:tab w:val="left" w:pos="10992"/>
-          <w:tab w:val="left" w:pos="11908"/>
-          <w:tab w:val="left" w:pos="12824"/>
-          <w:tab w:val="left" w:pos="13740"/>
-          <w:tab w:val="left" w:pos="14656"/>
-        </w:tabs>
-        <w:spacing w:after="0" w:line="240" w:lineRule="auto"/>
-        <w:rPr>
-          <w:rFonts w:ascii="Courier New" w:eastAsia="Times New Roman" w:hAnsi="Courier New" w:cs="Courier New"/>
-          <w:sz w:val="20"/>
-          <w:szCs w:val="20"/>
-          <w:lang w:eastAsia="vi-VN"/>
-        </w:rPr>
-      </w:pPr>
-      <w:r>
-        <w:rPr>
-          <w:rFonts w:ascii="Courier New" w:eastAsia="Times New Roman" w:hAnsi="Courier New" w:cs="Courier New"/>
-          <w:sz w:val="20"/>
-          <w:szCs w:val="20"/>
-          <w:lang w:eastAsia="vi-VN"/>
-        </w:rPr>
-        <w:t>│ Toast: “Đã gán đơn hàng thành công cho ship01”         │</w:t>
-      </w:r>
-    </w:p>
-    <w:p>
-      <w:pPr>
-        <w:tabs>
-          <w:tab w:val="left" w:pos="916"/>
-          <w:tab w:val="left" w:pos="1832"/>
-          <w:tab w:val="left" w:pos="2748"/>
-          <w:tab w:val="left" w:pos="3664"/>
-          <w:tab w:val="left" w:pos="4580"/>
-          <w:tab w:val="left" w:pos="5496"/>
-          <w:tab w:val="left" w:pos="6412"/>
-          <w:tab w:val="left" w:pos="7328"/>
-          <w:tab w:val="left" w:pos="8244"/>
-          <w:tab w:val="left" w:pos="9160"/>
-          <w:tab w:val="left" w:pos="10076"/>
-          <w:tab w:val="left" w:pos="10992"/>
-          <w:tab w:val="left" w:pos="11908"/>
-          <w:tab w:val="left" w:pos="12824"/>
-          <w:tab w:val="left" w:pos="13740"/>
-          <w:tab w:val="left" w:pos="14656"/>
-        </w:tabs>
-        <w:spacing w:after="0" w:line="240" w:lineRule="auto"/>
-        <w:rPr>
-          <w:rFonts w:ascii="Courier New" w:eastAsia="Times New Roman" w:hAnsi="Courier New" w:cs="Courier New"/>
-          <w:sz w:val="20"/>
-          <w:szCs w:val="20"/>
-          <w:lang w:eastAsia="vi-VN"/>
-        </w:rPr>
-      </w:pPr>
-      <w:r>
-        <w:rPr>
-          <w:rFonts w:ascii="Courier New" w:eastAsia="Times New Roman" w:hAnsi="Courier New" w:cs="Courier New"/>
-          <w:sz w:val="20"/>
-          <w:szCs w:val="20"/>
-          <w:lang w:eastAsia="vi-VN"/>
-        </w:rPr>
-        <w:t>└────────────────────────────────────────────────────────┘</w:t>
-      </w:r>
-    </w:p>
-    <w:p>
-      <w:pPr>
-        <w:spacing w:after="0" w:line="240" w:lineRule="auto"/>
-        <w:rPr>
-          <w:rFonts w:ascii="Times New Roman" w:eastAsia="Times New Roman" w:hAnsi="Times New Roman" w:cs="Times New Roman"/>
-          <w:sz w:val="24"/>
-          <w:szCs w:val="24"/>
-          <w:lang w:eastAsia="vi-VN"/>
-        </w:rPr>
-      </w:pPr>
-    </w:p>
-    <w:p>
-      <w:pPr>
         <w:spacing w:before="100" w:beforeAutospacing="1" w:after="100" w:afterAutospacing="1" w:line="240" w:lineRule="auto"/>
         <w:outlineLvl w:val="3"/>
         <w:rPr>
@@ -5550,7 +5320,531 @@
           <w:lang w:eastAsia="vi-VN"/>
         </w:rPr>
       </w:pPr>
-      <w:r>
+    </w:p>
+    <w:p>
+      <w:pPr>
+        <w:tabs>
+          <w:tab w:val="left" w:pos="916"/>
+          <w:tab w:val="left" w:pos="1832"/>
+          <w:tab w:val="left" w:pos="2748"/>
+          <w:tab w:val="left" w:pos="3664"/>
+          <w:tab w:val="left" w:pos="4580"/>
+          <w:tab w:val="left" w:pos="5496"/>
+          <w:tab w:val="left" w:pos="6412"/>
+          <w:tab w:val="left" w:pos="7328"/>
+          <w:tab w:val="left" w:pos="8244"/>
+          <w:tab w:val="left" w:pos="9160"/>
+          <w:tab w:val="left" w:pos="10076"/>
+          <w:tab w:val="left" w:pos="10992"/>
+          <w:tab w:val="left" w:pos="11908"/>
+          <w:tab w:val="left" w:pos="12824"/>
+          <w:tab w:val="left" w:pos="13740"/>
+          <w:tab w:val="left" w:pos="14656"/>
+        </w:tabs>
+        <w:spacing w:after="0" w:line="240" w:lineRule="auto"/>
+        <w:rPr>
+          <w:rFonts w:ascii="Courier New" w:eastAsia="Times New Roman" w:hAnsi="Courier New" w:cs="Courier New"/>
+          <w:sz w:val="20"/>
+          <w:szCs w:val="20"/>
+          <w:lang w:eastAsia="vi-VN"/>
+        </w:rPr>
+      </w:pPr>
+      <w:r>
+        <w:rPr>
+          <w:rFonts w:ascii="Courier New" w:eastAsia="Times New Roman" w:hAnsi="Courier New" w:cs="Courier New"/>
+          <w:sz w:val="20"/>
+          <w:szCs w:val="20"/>
+          <w:lang w:eastAsia="vi-VN"/>
+        </w:rPr>
+        <w:lastRenderedPageBreak/>
+        <w:t>┌────────────────────────────────────────────────────────┐</w:t>
+      </w:r>
+    </w:p>
+    <w:p>
+      <w:pPr>
+        <w:tabs>
+          <w:tab w:val="left" w:pos="916"/>
+          <w:tab w:val="left" w:pos="1832"/>
+          <w:tab w:val="left" w:pos="2748"/>
+          <w:tab w:val="left" w:pos="3664"/>
+          <w:tab w:val="left" w:pos="4580"/>
+          <w:tab w:val="left" w:pos="5496"/>
+          <w:tab w:val="left" w:pos="6412"/>
+          <w:tab w:val="left" w:pos="7328"/>
+          <w:tab w:val="left" w:pos="8244"/>
+          <w:tab w:val="left" w:pos="9160"/>
+          <w:tab w:val="left" w:pos="10076"/>
+          <w:tab w:val="left" w:pos="10992"/>
+          <w:tab w:val="left" w:pos="11908"/>
+          <w:tab w:val="left" w:pos="12824"/>
+          <w:tab w:val="left" w:pos="13740"/>
+          <w:tab w:val="left" w:pos="14656"/>
+        </w:tabs>
+        <w:spacing w:after="0" w:line="240" w:lineRule="auto"/>
+        <w:rPr>
+          <w:rFonts w:ascii="Courier New" w:eastAsia="Times New Roman" w:hAnsi="Courier New" w:cs="Courier New"/>
+          <w:sz w:val="20"/>
+          <w:szCs w:val="20"/>
+          <w:lang w:eastAsia="vi-VN"/>
+        </w:rPr>
+      </w:pPr>
+      <w:r>
+        <w:rPr>
+          <w:rFonts w:ascii="Courier New" w:eastAsia="Times New Roman" w:hAnsi="Courier New" w:cs="Courier New"/>
+          <w:sz w:val="20"/>
+          <w:szCs w:val="20"/>
+          <w:lang w:eastAsia="vi-VN"/>
+        </w:rPr>
+        <w:t>│ # | Tracking Code | Cust</w:t>
+      </w:r>
+      <w:r>
+        <w:rPr>
+          <w:rFonts w:ascii="Courier New" w:eastAsia="Times New Roman" w:hAnsi="Courier New" w:cs="Courier New"/>
+          <w:sz w:val="20"/>
+          <w:szCs w:val="20"/>
+          <w:lang w:eastAsia="vi-VN"/>
+        </w:rPr>
+        <w:t xml:space="preserve">omer | Status  | Action        </w:t>
+      </w:r>
+      <w:r>
+        <w:rPr>
+          <w:rFonts w:ascii="Courier New" w:eastAsia="Times New Roman" w:hAnsi="Courier New" w:cs="Courier New"/>
+          <w:sz w:val="20"/>
+          <w:szCs w:val="20"/>
+          <w:lang w:eastAsia="vi-VN"/>
+        </w:rPr>
+        <w:t>│</w:t>
+      </w:r>
+    </w:p>
+    <w:p>
+      <w:pPr>
+        <w:tabs>
+          <w:tab w:val="left" w:pos="916"/>
+          <w:tab w:val="left" w:pos="1832"/>
+          <w:tab w:val="left" w:pos="2748"/>
+          <w:tab w:val="left" w:pos="3664"/>
+          <w:tab w:val="left" w:pos="4580"/>
+          <w:tab w:val="left" w:pos="5496"/>
+          <w:tab w:val="left" w:pos="6412"/>
+          <w:tab w:val="left" w:pos="7328"/>
+          <w:tab w:val="left" w:pos="8244"/>
+          <w:tab w:val="left" w:pos="9160"/>
+          <w:tab w:val="left" w:pos="10076"/>
+          <w:tab w:val="left" w:pos="10992"/>
+          <w:tab w:val="left" w:pos="11908"/>
+          <w:tab w:val="left" w:pos="12824"/>
+          <w:tab w:val="left" w:pos="13740"/>
+          <w:tab w:val="left" w:pos="14656"/>
+        </w:tabs>
+        <w:spacing w:after="0" w:line="240" w:lineRule="auto"/>
+        <w:rPr>
+          <w:rFonts w:ascii="Courier New" w:eastAsia="Times New Roman" w:hAnsi="Courier New" w:cs="Courier New"/>
+          <w:sz w:val="20"/>
+          <w:szCs w:val="20"/>
+          <w:lang w:eastAsia="vi-VN"/>
+        </w:rPr>
+      </w:pPr>
+      <w:r>
+        <w:rPr>
+          <w:rFonts w:ascii="Courier New" w:eastAsia="Times New Roman" w:hAnsi="Courier New" w:cs="Courier New"/>
+          <w:sz w:val="20"/>
+          <w:szCs w:val="20"/>
+          <w:lang w:eastAsia="vi-VN"/>
+        </w:rPr>
+        <w:t>│---|----------------|---</w:t>
+      </w:r>
+      <w:r>
+        <w:rPr>
+          <w:rFonts w:ascii="Courier New" w:eastAsia="Times New Roman" w:hAnsi="Courier New" w:cs="Courier New"/>
+          <w:sz w:val="20"/>
+          <w:szCs w:val="20"/>
+          <w:lang w:eastAsia="vi-VN"/>
+        </w:rPr>
+        <w:t>--------|---------|-----------</w:t>
+      </w:r>
+      <w:r>
+        <w:rPr>
+          <w:rFonts w:ascii="Courier New" w:eastAsia="Times New Roman" w:hAnsi="Courier New" w:cs="Courier New"/>
+          <w:sz w:val="20"/>
+          <w:szCs w:val="20"/>
+          <w:lang w:eastAsia="vi-VN"/>
+        </w:rPr>
+        <w:t>--│</w:t>
+      </w:r>
+    </w:p>
+    <w:p>
+      <w:pPr>
+        <w:tabs>
+          <w:tab w:val="left" w:pos="916"/>
+          <w:tab w:val="left" w:pos="1832"/>
+          <w:tab w:val="left" w:pos="2748"/>
+          <w:tab w:val="left" w:pos="3664"/>
+          <w:tab w:val="left" w:pos="4580"/>
+          <w:tab w:val="left" w:pos="5496"/>
+          <w:tab w:val="left" w:pos="6412"/>
+          <w:tab w:val="left" w:pos="7328"/>
+          <w:tab w:val="left" w:pos="8244"/>
+          <w:tab w:val="left" w:pos="9160"/>
+          <w:tab w:val="left" w:pos="10076"/>
+          <w:tab w:val="left" w:pos="10992"/>
+          <w:tab w:val="left" w:pos="11908"/>
+          <w:tab w:val="left" w:pos="12824"/>
+          <w:tab w:val="left" w:pos="13740"/>
+          <w:tab w:val="left" w:pos="14656"/>
+        </w:tabs>
+        <w:spacing w:after="0" w:line="240" w:lineRule="auto"/>
+        <w:rPr>
+          <w:rFonts w:ascii="Courier New" w:eastAsia="Times New Roman" w:hAnsi="Courier New" w:cs="Courier New"/>
+          <w:sz w:val="20"/>
+          <w:szCs w:val="20"/>
+          <w:lang w:eastAsia="vi-VN"/>
+        </w:rPr>
+      </w:pPr>
+      <w:r>
+        <w:rPr>
+          <w:rFonts w:ascii="Courier New" w:eastAsia="Times New Roman" w:hAnsi="Courier New" w:cs="Courier New"/>
+          <w:sz w:val="20"/>
+          <w:szCs w:val="20"/>
+          <w:lang w:eastAsia="vi-VN"/>
+        </w:rPr>
+        <w:t>│ 1 | LT-20251025-2  | cus</w:t>
+      </w:r>
+      <w:r>
+        <w:rPr>
+          <w:rFonts w:ascii="Courier New" w:eastAsia="Times New Roman" w:hAnsi="Courier New" w:cs="Courier New"/>
+          <w:sz w:val="20"/>
+          <w:szCs w:val="20"/>
+          <w:lang w:eastAsia="vi-VN"/>
+        </w:rPr>
+        <w:t xml:space="preserve">01     | Pending | [Assign]    </w:t>
+      </w:r>
+      <w:r>
+        <w:rPr>
+          <w:rFonts w:ascii="Courier New" w:eastAsia="Times New Roman" w:hAnsi="Courier New" w:cs="Courier New"/>
+          <w:sz w:val="20"/>
+          <w:szCs w:val="20"/>
+          <w:lang w:eastAsia="vi-VN"/>
+        </w:rPr>
+        <w:t>│</w:t>
+      </w:r>
+    </w:p>
+    <w:p>
+      <w:pPr>
+        <w:tabs>
+          <w:tab w:val="left" w:pos="916"/>
+          <w:tab w:val="left" w:pos="1832"/>
+          <w:tab w:val="left" w:pos="2748"/>
+          <w:tab w:val="left" w:pos="3664"/>
+          <w:tab w:val="left" w:pos="4580"/>
+          <w:tab w:val="left" w:pos="5496"/>
+          <w:tab w:val="left" w:pos="6412"/>
+          <w:tab w:val="left" w:pos="7328"/>
+          <w:tab w:val="left" w:pos="8244"/>
+          <w:tab w:val="left" w:pos="9160"/>
+          <w:tab w:val="left" w:pos="10076"/>
+          <w:tab w:val="left" w:pos="10992"/>
+          <w:tab w:val="left" w:pos="11908"/>
+          <w:tab w:val="left" w:pos="12824"/>
+          <w:tab w:val="left" w:pos="13740"/>
+          <w:tab w:val="left" w:pos="14656"/>
+        </w:tabs>
+        <w:spacing w:after="0" w:line="240" w:lineRule="auto"/>
+        <w:rPr>
+          <w:rFonts w:ascii="Courier New" w:eastAsia="Times New Roman" w:hAnsi="Courier New" w:cs="Courier New"/>
+          <w:sz w:val="20"/>
+          <w:szCs w:val="20"/>
+          <w:lang w:eastAsia="vi-VN"/>
+        </w:rPr>
+      </w:pPr>
+      <w:r>
+        <w:rPr>
+          <w:rFonts w:ascii="Courier New" w:eastAsia="Times New Roman" w:hAnsi="Courier New" w:cs="Courier New"/>
+          <w:sz w:val="20"/>
+          <w:szCs w:val="20"/>
+          <w:lang w:eastAsia="vi-VN"/>
+        </w:rPr>
+        <w:t>│--------------------------------------------------------│</w:t>
+      </w:r>
+    </w:p>
+    <w:p>
+      <w:pPr>
+        <w:tabs>
+          <w:tab w:val="left" w:pos="916"/>
+          <w:tab w:val="left" w:pos="1832"/>
+          <w:tab w:val="left" w:pos="2748"/>
+          <w:tab w:val="left" w:pos="3664"/>
+          <w:tab w:val="left" w:pos="4580"/>
+          <w:tab w:val="left" w:pos="5496"/>
+          <w:tab w:val="left" w:pos="6412"/>
+          <w:tab w:val="left" w:pos="7328"/>
+          <w:tab w:val="left" w:pos="8244"/>
+          <w:tab w:val="left" w:pos="9160"/>
+          <w:tab w:val="left" w:pos="10076"/>
+          <w:tab w:val="left" w:pos="10992"/>
+          <w:tab w:val="left" w:pos="11908"/>
+          <w:tab w:val="left" w:pos="12824"/>
+          <w:tab w:val="left" w:pos="13740"/>
+          <w:tab w:val="left" w:pos="14656"/>
+        </w:tabs>
+        <w:spacing w:after="0" w:line="240" w:lineRule="auto"/>
+        <w:rPr>
+          <w:rFonts w:ascii="Courier New" w:eastAsia="Times New Roman" w:hAnsi="Courier New" w:cs="Courier New"/>
+          <w:sz w:val="20"/>
+          <w:szCs w:val="20"/>
+          <w:lang w:eastAsia="vi-VN"/>
+        </w:rPr>
+      </w:pPr>
+      <w:r>
+        <w:rPr>
+          <w:rFonts w:ascii="Courier New" w:eastAsia="Times New Roman" w:hAnsi="Courier New" w:cs="Courier New"/>
+          <w:sz w:val="20"/>
+          <w:szCs w:val="20"/>
+          <w:lang w:eastAsia="vi-VN"/>
+        </w:rPr>
+        <w:t xml:space="preserve">│ [Modal: Assign Order]                                 </w:t>
+      </w:r>
+      <w:r>
+        <w:rPr>
+          <w:rFonts w:ascii="Courier New" w:eastAsia="Times New Roman" w:hAnsi="Courier New" w:cs="Courier New"/>
+          <w:sz w:val="20"/>
+          <w:szCs w:val="20"/>
+          <w:lang w:eastAsia="vi-VN"/>
+        </w:rPr>
+        <w:t xml:space="preserve"> </w:t>
+      </w:r>
+      <w:r>
+        <w:rPr>
+          <w:rFonts w:ascii="Courier New" w:eastAsia="Times New Roman" w:hAnsi="Courier New" w:cs="Courier New"/>
+          <w:sz w:val="20"/>
+          <w:szCs w:val="20"/>
+          <w:lang w:eastAsia="vi-VN"/>
+        </w:rPr>
+        <w:t>│</w:t>
+      </w:r>
+    </w:p>
+    <w:p>
+      <w:pPr>
+        <w:tabs>
+          <w:tab w:val="left" w:pos="916"/>
+          <w:tab w:val="left" w:pos="1832"/>
+          <w:tab w:val="left" w:pos="2748"/>
+          <w:tab w:val="left" w:pos="3664"/>
+          <w:tab w:val="left" w:pos="4580"/>
+          <w:tab w:val="left" w:pos="5496"/>
+          <w:tab w:val="left" w:pos="6412"/>
+          <w:tab w:val="left" w:pos="7328"/>
+          <w:tab w:val="left" w:pos="8244"/>
+          <w:tab w:val="left" w:pos="9160"/>
+          <w:tab w:val="left" w:pos="10076"/>
+          <w:tab w:val="left" w:pos="10992"/>
+          <w:tab w:val="left" w:pos="11908"/>
+          <w:tab w:val="left" w:pos="12824"/>
+          <w:tab w:val="left" w:pos="13740"/>
+          <w:tab w:val="left" w:pos="14656"/>
+        </w:tabs>
+        <w:spacing w:after="0" w:line="240" w:lineRule="auto"/>
+        <w:rPr>
+          <w:rFonts w:ascii="Courier New" w:eastAsia="Times New Roman" w:hAnsi="Courier New" w:cs="Courier New"/>
+          <w:sz w:val="20"/>
+          <w:szCs w:val="20"/>
+          <w:lang w:eastAsia="vi-VN"/>
+        </w:rPr>
+      </w:pPr>
+      <w:r>
+        <w:rPr>
+          <w:rFonts w:ascii="Courier New" w:eastAsia="Times New Roman" w:hAnsi="Courier New" w:cs="Courier New"/>
+          <w:sz w:val="20"/>
+          <w:szCs w:val="20"/>
+          <w:lang w:eastAsia="vi-VN"/>
+        </w:rPr>
+        <w:t>│   Select Shipper: [Dropdown: ship01, ship02...]        │</w:t>
+      </w:r>
+    </w:p>
+    <w:p>
+      <w:pPr>
+        <w:tabs>
+          <w:tab w:val="left" w:pos="916"/>
+          <w:tab w:val="left" w:pos="1832"/>
+          <w:tab w:val="left" w:pos="2748"/>
+          <w:tab w:val="left" w:pos="3664"/>
+          <w:tab w:val="left" w:pos="4580"/>
+          <w:tab w:val="left" w:pos="5496"/>
+          <w:tab w:val="left" w:pos="6412"/>
+          <w:tab w:val="left" w:pos="7328"/>
+          <w:tab w:val="left" w:pos="8244"/>
+          <w:tab w:val="left" w:pos="9160"/>
+          <w:tab w:val="left" w:pos="10076"/>
+          <w:tab w:val="left" w:pos="10992"/>
+          <w:tab w:val="left" w:pos="11908"/>
+          <w:tab w:val="left" w:pos="12824"/>
+          <w:tab w:val="left" w:pos="13740"/>
+          <w:tab w:val="left" w:pos="14656"/>
+        </w:tabs>
+        <w:spacing w:after="0" w:line="240" w:lineRule="auto"/>
+        <w:rPr>
+          <w:rFonts w:ascii="Courier New" w:eastAsia="Times New Roman" w:hAnsi="Courier New" w:cs="Courier New"/>
+          <w:sz w:val="20"/>
+          <w:szCs w:val="20"/>
+          <w:lang w:eastAsia="vi-VN"/>
+        </w:rPr>
+      </w:pPr>
+      <w:r>
+        <w:rPr>
+          <w:rFonts w:ascii="Courier New" w:eastAsia="Times New Roman" w:hAnsi="Courier New" w:cs="Courier New"/>
+          <w:sz w:val="20"/>
+          <w:szCs w:val="20"/>
+          <w:lang w:eastAsia="vi-VN"/>
+        </w:rPr>
+        <w:t xml:space="preserve">│   [Confirm Assign]                                    </w:t>
+      </w:r>
+      <w:r>
+        <w:rPr>
+          <w:rFonts w:ascii="Courier New" w:eastAsia="Times New Roman" w:hAnsi="Courier New" w:cs="Courier New"/>
+          <w:sz w:val="20"/>
+          <w:szCs w:val="20"/>
+          <w:lang w:eastAsia="vi-VN"/>
+        </w:rPr>
+        <w:t xml:space="preserve"> </w:t>
+      </w:r>
+      <w:r>
+        <w:rPr>
+          <w:rFonts w:ascii="Courier New" w:eastAsia="Times New Roman" w:hAnsi="Courier New" w:cs="Courier New"/>
+          <w:sz w:val="20"/>
+          <w:szCs w:val="20"/>
+          <w:lang w:eastAsia="vi-VN"/>
+        </w:rPr>
+        <w:t>│</w:t>
+      </w:r>
+    </w:p>
+    <w:p>
+      <w:pPr>
+        <w:tabs>
+          <w:tab w:val="left" w:pos="916"/>
+          <w:tab w:val="left" w:pos="1832"/>
+          <w:tab w:val="left" w:pos="2748"/>
+          <w:tab w:val="left" w:pos="3664"/>
+          <w:tab w:val="left" w:pos="4580"/>
+          <w:tab w:val="left" w:pos="5496"/>
+          <w:tab w:val="left" w:pos="6412"/>
+          <w:tab w:val="left" w:pos="7328"/>
+          <w:tab w:val="left" w:pos="8244"/>
+          <w:tab w:val="left" w:pos="9160"/>
+          <w:tab w:val="left" w:pos="10076"/>
+          <w:tab w:val="left" w:pos="10992"/>
+          <w:tab w:val="left" w:pos="11908"/>
+          <w:tab w:val="left" w:pos="12824"/>
+          <w:tab w:val="left" w:pos="13740"/>
+          <w:tab w:val="left" w:pos="14656"/>
+        </w:tabs>
+        <w:spacing w:after="0" w:line="240" w:lineRule="auto"/>
+        <w:rPr>
+          <w:rFonts w:ascii="Courier New" w:eastAsia="Times New Roman" w:hAnsi="Courier New" w:cs="Courier New"/>
+          <w:sz w:val="20"/>
+          <w:szCs w:val="20"/>
+          <w:lang w:eastAsia="vi-VN"/>
+        </w:rPr>
+      </w:pPr>
+      <w:r>
+        <w:rPr>
+          <w:rFonts w:ascii="Courier New" w:eastAsia="Times New Roman" w:hAnsi="Courier New" w:cs="Courier New"/>
+          <w:sz w:val="20"/>
+          <w:szCs w:val="20"/>
+          <w:lang w:eastAsia="vi-VN"/>
+        </w:rPr>
+        <w:t>│--------------------------------------------------------│</w:t>
+      </w:r>
+    </w:p>
+    <w:p>
+      <w:pPr>
+        <w:tabs>
+          <w:tab w:val="left" w:pos="916"/>
+          <w:tab w:val="left" w:pos="1832"/>
+          <w:tab w:val="left" w:pos="2748"/>
+          <w:tab w:val="left" w:pos="3664"/>
+          <w:tab w:val="left" w:pos="4580"/>
+          <w:tab w:val="left" w:pos="5496"/>
+          <w:tab w:val="left" w:pos="6412"/>
+          <w:tab w:val="left" w:pos="7328"/>
+          <w:tab w:val="left" w:pos="8244"/>
+          <w:tab w:val="left" w:pos="9160"/>
+          <w:tab w:val="left" w:pos="10076"/>
+          <w:tab w:val="left" w:pos="10992"/>
+          <w:tab w:val="left" w:pos="11908"/>
+          <w:tab w:val="left" w:pos="12824"/>
+          <w:tab w:val="left" w:pos="13740"/>
+          <w:tab w:val="left" w:pos="14656"/>
+        </w:tabs>
+        <w:spacing w:after="0" w:line="240" w:lineRule="auto"/>
+        <w:rPr>
+          <w:rFonts w:ascii="Courier New" w:eastAsia="Times New Roman" w:hAnsi="Courier New" w:cs="Courier New"/>
+          <w:sz w:val="20"/>
+          <w:szCs w:val="20"/>
+          <w:lang w:eastAsia="vi-VN"/>
+        </w:rPr>
+      </w:pPr>
+      <w:r>
+        <w:rPr>
+          <w:rFonts w:ascii="Courier New" w:eastAsia="Times New Roman" w:hAnsi="Courier New" w:cs="Courier New"/>
+          <w:sz w:val="20"/>
+          <w:szCs w:val="20"/>
+          <w:lang w:eastAsia="vi-VN"/>
+        </w:rPr>
+        <w:t>│ Toast: “Đã gán đơn hàng thành công cho ship01”         │</w:t>
+      </w:r>
+    </w:p>
+    <w:p>
+      <w:pPr>
+        <w:tabs>
+          <w:tab w:val="left" w:pos="916"/>
+          <w:tab w:val="left" w:pos="1832"/>
+          <w:tab w:val="left" w:pos="2748"/>
+          <w:tab w:val="left" w:pos="3664"/>
+          <w:tab w:val="left" w:pos="4580"/>
+          <w:tab w:val="left" w:pos="5496"/>
+          <w:tab w:val="left" w:pos="6412"/>
+          <w:tab w:val="left" w:pos="7328"/>
+          <w:tab w:val="left" w:pos="8244"/>
+          <w:tab w:val="left" w:pos="9160"/>
+          <w:tab w:val="left" w:pos="10076"/>
+          <w:tab w:val="left" w:pos="10992"/>
+          <w:tab w:val="left" w:pos="11908"/>
+          <w:tab w:val="left" w:pos="12824"/>
+          <w:tab w:val="left" w:pos="13740"/>
+          <w:tab w:val="left" w:pos="14656"/>
+        </w:tabs>
+        <w:spacing w:after="0" w:line="240" w:lineRule="auto"/>
+        <w:rPr>
+          <w:rFonts w:ascii="Courier New" w:eastAsia="Times New Roman" w:hAnsi="Courier New" w:cs="Courier New"/>
+          <w:sz w:val="20"/>
+          <w:szCs w:val="20"/>
+          <w:lang w:eastAsia="vi-VN"/>
+        </w:rPr>
+      </w:pPr>
+      <w:r>
+        <w:rPr>
+          <w:rFonts w:ascii="Courier New" w:eastAsia="Times New Roman" w:hAnsi="Courier New" w:cs="Courier New"/>
+          <w:sz w:val="20"/>
+          <w:szCs w:val="20"/>
+          <w:lang w:eastAsia="vi-VN"/>
+        </w:rPr>
+        <w:t>└────────────────────────────────────────────────────────┘</w:t>
+      </w:r>
+    </w:p>
+    <w:p>
+      <w:pPr>
+        <w:spacing w:after="0" w:line="240" w:lineRule="auto"/>
+        <w:rPr>
+          <w:rFonts w:ascii="Times New Roman" w:eastAsia="Times New Roman" w:hAnsi="Times New Roman" w:cs="Times New Roman"/>
+          <w:sz w:val="24"/>
+          <w:szCs w:val="24"/>
+          <w:lang w:eastAsia="vi-VN"/>
+        </w:rPr>
+      </w:pPr>
+    </w:p>
+    <w:p>
+      <w:pPr>
+        <w:spacing w:before="100" w:beforeAutospacing="1" w:after="100" w:afterAutospacing="1" w:line="240" w:lineRule="auto"/>
+        <w:outlineLvl w:val="3"/>
         <w:rPr>
           <w:rFonts w:ascii="Times New Roman" w:eastAsia="Times New Roman" w:hAnsi="Times New Roman" w:cs="Times New Roman"/>
           <w:b/>
@@ -5559,6 +5853,16 @@
           <w:szCs w:val="24"/>
           <w:lang w:eastAsia="vi-VN"/>
         </w:rPr>
+      </w:pPr>
+      <w:r>
+        <w:rPr>
+          <w:rFonts w:ascii="Times New Roman" w:eastAsia="Times New Roman" w:hAnsi="Times New Roman" w:cs="Times New Roman"/>
+          <w:b/>
+          <w:bCs/>
+          <w:sz w:val="24"/>
+          <w:szCs w:val="24"/>
+          <w:lang w:eastAsia="vi-VN"/>
+        </w:rPr>
         <w:t>Màn hình 3 – Assigned Orders / Tracking</w:t>
       </w:r>
     </w:p>
@@ -5635,121 +5939,193 @@
           <w:szCs w:val="20"/>
           <w:lang w:eastAsia="vi-VN"/>
         </w:rPr>
-        <w:t>│ [Active Deliveries]                                   │</w:t>
-      </w:r>
-    </w:p>
-    <w:p>
-      <w:pPr>
-        <w:tabs>
-          <w:tab w:val="left" w:pos="916"/>
-          <w:tab w:val="left" w:pos="1832"/>
-          <w:tab w:val="left" w:pos="2748"/>
-          <w:tab w:val="left" w:pos="3664"/>
-          <w:tab w:val="left" w:pos="4580"/>
-          <w:tab w:val="left" w:pos="5496"/>
-          <w:tab w:val="left" w:pos="6412"/>
-          <w:tab w:val="left" w:pos="7328"/>
-          <w:tab w:val="left" w:pos="8244"/>
-          <w:tab w:val="left" w:pos="9160"/>
-          <w:tab w:val="left" w:pos="10076"/>
-          <w:tab w:val="left" w:pos="10992"/>
-          <w:tab w:val="left" w:pos="11908"/>
-          <w:tab w:val="left" w:pos="12824"/>
-          <w:tab w:val="left" w:pos="13740"/>
-          <w:tab w:val="left" w:pos="14656"/>
-        </w:tabs>
-        <w:spacing w:after="0" w:line="240" w:lineRule="auto"/>
-        <w:rPr>
-          <w:rFonts w:ascii="Courier New" w:eastAsia="Times New Roman" w:hAnsi="Courier New" w:cs="Courier New"/>
-          <w:sz w:val="20"/>
-          <w:szCs w:val="20"/>
-          <w:lang w:eastAsia="vi-VN"/>
-        </w:rPr>
-      </w:pPr>
-      <w:r>
-        <w:rPr>
-          <w:rFonts w:ascii="Courier New" w:eastAsia="Times New Roman" w:hAnsi="Courier New" w:cs="Courier New"/>
-          <w:sz w:val="20"/>
-          <w:szCs w:val="20"/>
-          <w:lang w:eastAsia="vi-VN"/>
-        </w:rPr>
-        <w:t>│ # | Tracking | Shipper | Status     | [Track]         │</w:t>
-      </w:r>
-    </w:p>
-    <w:p>
-      <w:pPr>
-        <w:tabs>
-          <w:tab w:val="left" w:pos="916"/>
-          <w:tab w:val="left" w:pos="1832"/>
-          <w:tab w:val="left" w:pos="2748"/>
-          <w:tab w:val="left" w:pos="3664"/>
-          <w:tab w:val="left" w:pos="4580"/>
-          <w:tab w:val="left" w:pos="5496"/>
-          <w:tab w:val="left" w:pos="6412"/>
-          <w:tab w:val="left" w:pos="7328"/>
-          <w:tab w:val="left" w:pos="8244"/>
-          <w:tab w:val="left" w:pos="9160"/>
-          <w:tab w:val="left" w:pos="10076"/>
-          <w:tab w:val="left" w:pos="10992"/>
-          <w:tab w:val="left" w:pos="11908"/>
-          <w:tab w:val="left" w:pos="12824"/>
-          <w:tab w:val="left" w:pos="13740"/>
-          <w:tab w:val="left" w:pos="14656"/>
-        </w:tabs>
-        <w:spacing w:after="0" w:line="240" w:lineRule="auto"/>
-        <w:rPr>
-          <w:rFonts w:ascii="Courier New" w:eastAsia="Times New Roman" w:hAnsi="Courier New" w:cs="Courier New"/>
-          <w:sz w:val="20"/>
-          <w:szCs w:val="20"/>
-          <w:lang w:eastAsia="vi-VN"/>
-        </w:rPr>
-      </w:pPr>
-      <w:r>
-        <w:rPr>
-          <w:rFonts w:ascii="Courier New" w:eastAsia="Times New Roman" w:hAnsi="Courier New" w:cs="Courier New"/>
-          <w:sz w:val="20"/>
-          <w:szCs w:val="20"/>
-          <w:lang w:eastAsia="vi-VN"/>
-        </w:rPr>
-        <w:t>│---|-----------|---------|------------|----------------│</w:t>
-      </w:r>
-    </w:p>
-    <w:p>
-      <w:pPr>
-        <w:tabs>
-          <w:tab w:val="left" w:pos="916"/>
-          <w:tab w:val="left" w:pos="1832"/>
-          <w:tab w:val="left" w:pos="2748"/>
-          <w:tab w:val="left" w:pos="3664"/>
-          <w:tab w:val="left" w:pos="4580"/>
-          <w:tab w:val="left" w:pos="5496"/>
-          <w:tab w:val="left" w:pos="6412"/>
-          <w:tab w:val="left" w:pos="7328"/>
-          <w:tab w:val="left" w:pos="8244"/>
-          <w:tab w:val="left" w:pos="9160"/>
-          <w:tab w:val="left" w:pos="10076"/>
-          <w:tab w:val="left" w:pos="10992"/>
-          <w:tab w:val="left" w:pos="11908"/>
-          <w:tab w:val="left" w:pos="12824"/>
-          <w:tab w:val="left" w:pos="13740"/>
-          <w:tab w:val="left" w:pos="14656"/>
-        </w:tabs>
-        <w:spacing w:after="0" w:line="240" w:lineRule="auto"/>
-        <w:rPr>
-          <w:rFonts w:ascii="Courier New" w:eastAsia="Times New Roman" w:hAnsi="Courier New" w:cs="Courier New"/>
-          <w:sz w:val="20"/>
-          <w:szCs w:val="20"/>
-          <w:lang w:eastAsia="vi-VN"/>
-        </w:rPr>
-      </w:pPr>
-      <w:r>
-        <w:rPr>
-          <w:rFonts w:ascii="Courier New" w:eastAsia="Times New Roman" w:hAnsi="Courier New" w:cs="Courier New"/>
-          <w:sz w:val="20"/>
-          <w:szCs w:val="20"/>
-          <w:lang w:eastAsia="vi-VN"/>
-        </w:rPr>
-        <w:t>│ 1 | LT-20251025-1 | ship01 | Delivering | [Track]     │</w:t>
+        <w:t xml:space="preserve">│ [Active Deliveries]                                   </w:t>
+      </w:r>
+      <w:r>
+        <w:rPr>
+          <w:rFonts w:ascii="Courier New" w:eastAsia="Times New Roman" w:hAnsi="Courier New" w:cs="Courier New"/>
+          <w:sz w:val="20"/>
+          <w:szCs w:val="20"/>
+          <w:lang w:eastAsia="vi-VN"/>
+        </w:rPr>
+        <w:t xml:space="preserve"> </w:t>
+      </w:r>
+      <w:r>
+        <w:rPr>
+          <w:rFonts w:ascii="Courier New" w:eastAsia="Times New Roman" w:hAnsi="Courier New" w:cs="Courier New"/>
+          <w:sz w:val="20"/>
+          <w:szCs w:val="20"/>
+          <w:lang w:eastAsia="vi-VN"/>
+        </w:rPr>
+        <w:t>│</w:t>
+      </w:r>
+    </w:p>
+    <w:p>
+      <w:pPr>
+        <w:tabs>
+          <w:tab w:val="left" w:pos="916"/>
+          <w:tab w:val="left" w:pos="1832"/>
+          <w:tab w:val="left" w:pos="2748"/>
+          <w:tab w:val="left" w:pos="3664"/>
+          <w:tab w:val="left" w:pos="4580"/>
+          <w:tab w:val="left" w:pos="5496"/>
+          <w:tab w:val="left" w:pos="6412"/>
+          <w:tab w:val="left" w:pos="7328"/>
+          <w:tab w:val="left" w:pos="8244"/>
+          <w:tab w:val="left" w:pos="9160"/>
+          <w:tab w:val="left" w:pos="10076"/>
+          <w:tab w:val="left" w:pos="10992"/>
+          <w:tab w:val="left" w:pos="11908"/>
+          <w:tab w:val="left" w:pos="12824"/>
+          <w:tab w:val="left" w:pos="13740"/>
+          <w:tab w:val="left" w:pos="14656"/>
+        </w:tabs>
+        <w:spacing w:after="0" w:line="240" w:lineRule="auto"/>
+        <w:rPr>
+          <w:rFonts w:ascii="Courier New" w:eastAsia="Times New Roman" w:hAnsi="Courier New" w:cs="Courier New"/>
+          <w:sz w:val="20"/>
+          <w:szCs w:val="20"/>
+          <w:lang w:eastAsia="vi-VN"/>
+        </w:rPr>
+      </w:pPr>
+      <w:r>
+        <w:rPr>
+          <w:rFonts w:ascii="Courier New" w:eastAsia="Times New Roman" w:hAnsi="Courier New" w:cs="Courier New"/>
+          <w:sz w:val="20"/>
+          <w:szCs w:val="20"/>
+          <w:lang w:eastAsia="vi-VN"/>
+        </w:rPr>
+        <w:t xml:space="preserve">│ # | Tracking | Shipper | Status     | [Track]         </w:t>
+      </w:r>
+      <w:r>
+        <w:rPr>
+          <w:rFonts w:ascii="Courier New" w:eastAsia="Times New Roman" w:hAnsi="Courier New" w:cs="Courier New"/>
+          <w:sz w:val="20"/>
+          <w:szCs w:val="20"/>
+          <w:lang w:eastAsia="vi-VN"/>
+        </w:rPr>
+        <w:t xml:space="preserve"> </w:t>
+      </w:r>
+      <w:r>
+        <w:rPr>
+          <w:rFonts w:ascii="Courier New" w:eastAsia="Times New Roman" w:hAnsi="Courier New" w:cs="Courier New"/>
+          <w:sz w:val="20"/>
+          <w:szCs w:val="20"/>
+          <w:lang w:eastAsia="vi-VN"/>
+        </w:rPr>
+        <w:t>│</w:t>
+      </w:r>
+    </w:p>
+    <w:p>
+      <w:pPr>
+        <w:tabs>
+          <w:tab w:val="left" w:pos="916"/>
+          <w:tab w:val="left" w:pos="1832"/>
+          <w:tab w:val="left" w:pos="2748"/>
+          <w:tab w:val="left" w:pos="3664"/>
+          <w:tab w:val="left" w:pos="4580"/>
+          <w:tab w:val="left" w:pos="5496"/>
+          <w:tab w:val="left" w:pos="6412"/>
+          <w:tab w:val="left" w:pos="7328"/>
+          <w:tab w:val="left" w:pos="8244"/>
+          <w:tab w:val="left" w:pos="9160"/>
+          <w:tab w:val="left" w:pos="10076"/>
+          <w:tab w:val="left" w:pos="10992"/>
+          <w:tab w:val="left" w:pos="11908"/>
+          <w:tab w:val="left" w:pos="12824"/>
+          <w:tab w:val="left" w:pos="13740"/>
+          <w:tab w:val="left" w:pos="14656"/>
+        </w:tabs>
+        <w:spacing w:after="0" w:line="240" w:lineRule="auto"/>
+        <w:rPr>
+          <w:rFonts w:ascii="Courier New" w:eastAsia="Times New Roman" w:hAnsi="Courier New" w:cs="Courier New"/>
+          <w:sz w:val="20"/>
+          <w:szCs w:val="20"/>
+          <w:lang w:eastAsia="vi-VN"/>
+        </w:rPr>
+      </w:pPr>
+      <w:r>
+        <w:rPr>
+          <w:rFonts w:ascii="Courier New" w:eastAsia="Times New Roman" w:hAnsi="Courier New" w:cs="Courier New"/>
+          <w:sz w:val="20"/>
+          <w:szCs w:val="20"/>
+          <w:lang w:eastAsia="vi-VN"/>
+        </w:rPr>
+        <w:t>│---|-----------|---------|------------|----------------</w:t>
+      </w:r>
+      <w:r>
+        <w:rPr>
+          <w:rFonts w:ascii="Courier New" w:eastAsia="Times New Roman" w:hAnsi="Courier New" w:cs="Courier New"/>
+          <w:sz w:val="20"/>
+          <w:szCs w:val="20"/>
+          <w:lang w:eastAsia="vi-VN"/>
+        </w:rPr>
+        <w:t xml:space="preserve"> </w:t>
+      </w:r>
+      <w:r>
+        <w:rPr>
+          <w:rFonts w:ascii="Courier New" w:eastAsia="Times New Roman" w:hAnsi="Courier New" w:cs="Courier New"/>
+          <w:sz w:val="20"/>
+          <w:szCs w:val="20"/>
+          <w:lang w:eastAsia="vi-VN"/>
+        </w:rPr>
+        <w:t>│</w:t>
+      </w:r>
+    </w:p>
+    <w:p>
+      <w:pPr>
+        <w:tabs>
+          <w:tab w:val="left" w:pos="916"/>
+          <w:tab w:val="left" w:pos="1832"/>
+          <w:tab w:val="left" w:pos="2748"/>
+          <w:tab w:val="left" w:pos="3664"/>
+          <w:tab w:val="left" w:pos="4580"/>
+          <w:tab w:val="left" w:pos="5496"/>
+          <w:tab w:val="left" w:pos="6412"/>
+          <w:tab w:val="left" w:pos="7328"/>
+          <w:tab w:val="left" w:pos="8244"/>
+          <w:tab w:val="left" w:pos="9160"/>
+          <w:tab w:val="left" w:pos="10076"/>
+          <w:tab w:val="left" w:pos="10992"/>
+          <w:tab w:val="left" w:pos="11908"/>
+          <w:tab w:val="left" w:pos="12824"/>
+          <w:tab w:val="left" w:pos="13740"/>
+          <w:tab w:val="left" w:pos="14656"/>
+        </w:tabs>
+        <w:spacing w:after="0" w:line="240" w:lineRule="auto"/>
+        <w:rPr>
+          <w:rFonts w:ascii="Courier New" w:eastAsia="Times New Roman" w:hAnsi="Courier New" w:cs="Courier New"/>
+          <w:sz w:val="20"/>
+          <w:szCs w:val="20"/>
+          <w:lang w:eastAsia="vi-VN"/>
+        </w:rPr>
+      </w:pPr>
+      <w:r>
+        <w:rPr>
+          <w:rFonts w:ascii="Courier New" w:eastAsia="Times New Roman" w:hAnsi="Courier New" w:cs="Courier New"/>
+          <w:sz w:val="20"/>
+          <w:szCs w:val="20"/>
+          <w:lang w:eastAsia="vi-VN"/>
+        </w:rPr>
+        <w:t xml:space="preserve">│ 1 | LT-20251025-1 | ship01 | Delivering | [Track]     </w:t>
+      </w:r>
+      <w:r>
+        <w:rPr>
+          <w:rFonts w:ascii="Courier New" w:eastAsia="Times New Roman" w:hAnsi="Courier New" w:cs="Courier New"/>
+          <w:sz w:val="20"/>
+          <w:szCs w:val="20"/>
+          <w:lang w:eastAsia="vi-VN"/>
+        </w:rPr>
+        <w:t xml:space="preserve"> </w:t>
+      </w:r>
+      <w:r>
+        <w:rPr>
+          <w:rFonts w:ascii="Courier New" w:eastAsia="Times New Roman" w:hAnsi="Courier New" w:cs="Courier New"/>
+          <w:sz w:val="20"/>
+          <w:szCs w:val="20"/>
+          <w:lang w:eastAsia="vi-VN"/>
+        </w:rPr>
+        <w:t>│</w:t>
       </w:r>
     </w:p>
     <w:p>
@@ -6465,121 +6841,213 @@
           <w:szCs w:val="20"/>
           <w:lang w:eastAsia="vi-VN"/>
         </w:rPr>
-        <w:t>┌────────────────────────────────────────────────────────┐</w:t>
-      </w:r>
-    </w:p>
-    <w:p>
-      <w:pPr>
-        <w:tabs>
-          <w:tab w:val="left" w:pos="916"/>
-          <w:tab w:val="left" w:pos="1832"/>
-          <w:tab w:val="left" w:pos="2748"/>
-          <w:tab w:val="left" w:pos="3664"/>
-          <w:tab w:val="left" w:pos="4580"/>
-          <w:tab w:val="left" w:pos="5496"/>
-          <w:tab w:val="left" w:pos="6412"/>
-          <w:tab w:val="left" w:pos="7328"/>
-          <w:tab w:val="left" w:pos="8244"/>
-          <w:tab w:val="left" w:pos="9160"/>
-          <w:tab w:val="left" w:pos="10076"/>
-          <w:tab w:val="left" w:pos="10992"/>
-          <w:tab w:val="left" w:pos="11908"/>
-          <w:tab w:val="left" w:pos="12824"/>
-          <w:tab w:val="left" w:pos="13740"/>
-          <w:tab w:val="left" w:pos="14656"/>
-        </w:tabs>
-        <w:spacing w:after="0" w:line="240" w:lineRule="auto"/>
-        <w:rPr>
-          <w:rFonts w:ascii="Courier New" w:eastAsia="Times New Roman" w:hAnsi="Courier New" w:cs="Courier New"/>
-          <w:sz w:val="20"/>
-          <w:szCs w:val="20"/>
-          <w:lang w:eastAsia="vi-VN"/>
-        </w:rPr>
-      </w:pPr>
-      <w:r>
-        <w:rPr>
-          <w:rFonts w:ascii="Courier New" w:eastAsia="Times New Roman" w:hAnsi="Courier New" w:cs="Courier New"/>
-          <w:sz w:val="20"/>
-          <w:szCs w:val="20"/>
-          <w:lang w:eastAsia="vi-VN"/>
-        </w:rPr>
-        <w:t>│ # | Tracking | Pickup | Delivery | Status   | Action   │</w:t>
-      </w:r>
-    </w:p>
-    <w:p>
-      <w:pPr>
-        <w:tabs>
-          <w:tab w:val="left" w:pos="916"/>
-          <w:tab w:val="left" w:pos="1832"/>
-          <w:tab w:val="left" w:pos="2748"/>
-          <w:tab w:val="left" w:pos="3664"/>
-          <w:tab w:val="left" w:pos="4580"/>
-          <w:tab w:val="left" w:pos="5496"/>
-          <w:tab w:val="left" w:pos="6412"/>
-          <w:tab w:val="left" w:pos="7328"/>
-          <w:tab w:val="left" w:pos="8244"/>
-          <w:tab w:val="left" w:pos="9160"/>
-          <w:tab w:val="left" w:pos="10076"/>
-          <w:tab w:val="left" w:pos="10992"/>
-          <w:tab w:val="left" w:pos="11908"/>
-          <w:tab w:val="left" w:pos="12824"/>
-          <w:tab w:val="left" w:pos="13740"/>
-          <w:tab w:val="left" w:pos="14656"/>
-        </w:tabs>
-        <w:spacing w:after="0" w:line="240" w:lineRule="auto"/>
-        <w:rPr>
-          <w:rFonts w:ascii="Courier New" w:eastAsia="Times New Roman" w:hAnsi="Courier New" w:cs="Courier New"/>
-          <w:sz w:val="20"/>
-          <w:szCs w:val="20"/>
-          <w:lang w:eastAsia="vi-VN"/>
-        </w:rPr>
-      </w:pPr>
-      <w:r>
-        <w:rPr>
-          <w:rFonts w:ascii="Courier New" w:eastAsia="Times New Roman" w:hAnsi="Courier New" w:cs="Courier New"/>
-          <w:sz w:val="20"/>
-          <w:szCs w:val="20"/>
-          <w:lang w:eastAsia="vi-VN"/>
-        </w:rPr>
-        <w:t>│---|-----------|--------|-----------|----------|----------│</w:t>
-      </w:r>
-    </w:p>
-    <w:p>
-      <w:pPr>
-        <w:tabs>
-          <w:tab w:val="left" w:pos="916"/>
-          <w:tab w:val="left" w:pos="1832"/>
-          <w:tab w:val="left" w:pos="2748"/>
-          <w:tab w:val="left" w:pos="3664"/>
-          <w:tab w:val="left" w:pos="4580"/>
-          <w:tab w:val="left" w:pos="5496"/>
-          <w:tab w:val="left" w:pos="6412"/>
-          <w:tab w:val="left" w:pos="7328"/>
-          <w:tab w:val="left" w:pos="8244"/>
-          <w:tab w:val="left" w:pos="9160"/>
-          <w:tab w:val="left" w:pos="10076"/>
-          <w:tab w:val="left" w:pos="10992"/>
-          <w:tab w:val="left" w:pos="11908"/>
-          <w:tab w:val="left" w:pos="12824"/>
-          <w:tab w:val="left" w:pos="13740"/>
-          <w:tab w:val="left" w:pos="14656"/>
-        </w:tabs>
-        <w:spacing w:after="0" w:line="240" w:lineRule="auto"/>
-        <w:rPr>
-          <w:rFonts w:ascii="Courier New" w:eastAsia="Times New Roman" w:hAnsi="Courier New" w:cs="Courier New"/>
-          <w:sz w:val="20"/>
-          <w:szCs w:val="20"/>
-          <w:lang w:eastAsia="vi-VN"/>
-        </w:rPr>
-      </w:pPr>
-      <w:r>
-        <w:rPr>
-          <w:rFonts w:ascii="Courier New" w:eastAsia="Times New Roman" w:hAnsi="Courier New" w:cs="Courier New"/>
-          <w:sz w:val="20"/>
-          <w:szCs w:val="20"/>
-          <w:lang w:eastAsia="vi-VN"/>
-        </w:rPr>
-        <w:t>│ 1 | LT-20251025-1 | Can Tho | TP.HCM | Assigned | [Start]│</w:t>
+        <w:t>┌──────────────────────────────────────────────────────</w:t>
+      </w:r>
+      <w:r>
+        <w:rPr>
+          <w:rFonts w:ascii="Courier New" w:eastAsia="Times New Roman" w:hAnsi="Courier New" w:cs="Courier New"/>
+          <w:sz w:val="20"/>
+          <w:szCs w:val="20"/>
+          <w:lang w:eastAsia="vi-VN"/>
+        </w:rPr>
+        <w:t>───</w:t>
+      </w:r>
+      <w:r>
+        <w:rPr>
+          <w:rFonts w:ascii="Courier New" w:eastAsia="Times New Roman" w:hAnsi="Courier New" w:cs="Courier New"/>
+          <w:sz w:val="20"/>
+          <w:szCs w:val="20"/>
+          <w:lang w:eastAsia="vi-VN"/>
+        </w:rPr>
+        <w:t>─</w:t>
+      </w:r>
+      <w:r>
+        <w:rPr>
+          <w:rFonts w:ascii="Courier New" w:eastAsia="Times New Roman" w:hAnsi="Courier New" w:cs="Courier New"/>
+          <w:sz w:val="20"/>
+          <w:szCs w:val="20"/>
+          <w:lang w:eastAsia="vi-VN"/>
+        </w:rPr>
+        <w:t>──</w:t>
+      </w:r>
+      <w:r>
+        <w:rPr>
+          <w:rFonts w:ascii="Courier New" w:eastAsia="Times New Roman" w:hAnsi="Courier New" w:cs="Courier New"/>
+          <w:sz w:val="20"/>
+          <w:szCs w:val="20"/>
+          <w:lang w:eastAsia="vi-VN"/>
+        </w:rPr>
+        <w:t>─┐</w:t>
+      </w:r>
+      <w:bookmarkStart w:id="0" w:name="_GoBack"/>
+      <w:bookmarkEnd w:id="0"/>
+    </w:p>
+    <w:p>
+      <w:pPr>
+        <w:tabs>
+          <w:tab w:val="left" w:pos="916"/>
+          <w:tab w:val="left" w:pos="1832"/>
+          <w:tab w:val="left" w:pos="2748"/>
+          <w:tab w:val="left" w:pos="3664"/>
+          <w:tab w:val="left" w:pos="4580"/>
+          <w:tab w:val="left" w:pos="5496"/>
+          <w:tab w:val="left" w:pos="6412"/>
+          <w:tab w:val="left" w:pos="7328"/>
+          <w:tab w:val="left" w:pos="8244"/>
+          <w:tab w:val="left" w:pos="9160"/>
+          <w:tab w:val="left" w:pos="10076"/>
+          <w:tab w:val="left" w:pos="10992"/>
+          <w:tab w:val="left" w:pos="11908"/>
+          <w:tab w:val="left" w:pos="12824"/>
+          <w:tab w:val="left" w:pos="13740"/>
+          <w:tab w:val="left" w:pos="14656"/>
+        </w:tabs>
+        <w:spacing w:after="0" w:line="240" w:lineRule="auto"/>
+        <w:rPr>
+          <w:rFonts w:ascii="Courier New" w:eastAsia="Times New Roman" w:hAnsi="Courier New" w:cs="Courier New"/>
+          <w:sz w:val="20"/>
+          <w:szCs w:val="20"/>
+          <w:lang w:eastAsia="vi-VN"/>
+        </w:rPr>
+      </w:pPr>
+      <w:r>
+        <w:rPr>
+          <w:rFonts w:ascii="Courier New" w:eastAsia="Times New Roman" w:hAnsi="Courier New" w:cs="Courier New"/>
+          <w:sz w:val="20"/>
+          <w:szCs w:val="20"/>
+          <w:lang w:eastAsia="vi-VN"/>
+        </w:rPr>
+        <w:t xml:space="preserve">│ # | Tracking | Pickup | Delivery | Status   | Action   </w:t>
+      </w:r>
+      <w:r>
+        <w:rPr>
+          <w:rFonts w:ascii="Courier New" w:eastAsia="Times New Roman" w:hAnsi="Courier New" w:cs="Courier New"/>
+          <w:sz w:val="20"/>
+          <w:szCs w:val="20"/>
+          <w:lang w:eastAsia="vi-VN"/>
+        </w:rPr>
+        <w:t xml:space="preserve">     </w:t>
+      </w:r>
+      <w:r>
+        <w:rPr>
+          <w:rFonts w:ascii="Courier New" w:eastAsia="Times New Roman" w:hAnsi="Courier New" w:cs="Courier New"/>
+          <w:sz w:val="20"/>
+          <w:szCs w:val="20"/>
+          <w:lang w:eastAsia="vi-VN"/>
+        </w:rPr>
+        <w:t>│</w:t>
+      </w:r>
+    </w:p>
+    <w:p>
+      <w:pPr>
+        <w:tabs>
+          <w:tab w:val="left" w:pos="916"/>
+          <w:tab w:val="left" w:pos="1832"/>
+          <w:tab w:val="left" w:pos="2748"/>
+          <w:tab w:val="left" w:pos="3664"/>
+          <w:tab w:val="left" w:pos="4580"/>
+          <w:tab w:val="left" w:pos="5496"/>
+          <w:tab w:val="left" w:pos="6412"/>
+          <w:tab w:val="left" w:pos="7328"/>
+          <w:tab w:val="left" w:pos="8244"/>
+          <w:tab w:val="left" w:pos="9160"/>
+          <w:tab w:val="left" w:pos="10076"/>
+          <w:tab w:val="left" w:pos="10992"/>
+          <w:tab w:val="left" w:pos="11908"/>
+          <w:tab w:val="left" w:pos="12824"/>
+          <w:tab w:val="left" w:pos="13740"/>
+          <w:tab w:val="left" w:pos="14656"/>
+        </w:tabs>
+        <w:spacing w:after="0" w:line="240" w:lineRule="auto"/>
+        <w:rPr>
+          <w:rFonts w:ascii="Courier New" w:eastAsia="Times New Roman" w:hAnsi="Courier New" w:cs="Courier New"/>
+          <w:sz w:val="20"/>
+          <w:szCs w:val="20"/>
+          <w:lang w:eastAsia="vi-VN"/>
+        </w:rPr>
+      </w:pPr>
+      <w:r>
+        <w:rPr>
+          <w:rFonts w:ascii="Courier New" w:eastAsia="Times New Roman" w:hAnsi="Courier New" w:cs="Courier New"/>
+          <w:sz w:val="20"/>
+          <w:szCs w:val="20"/>
+          <w:lang w:eastAsia="vi-VN"/>
+        </w:rPr>
+        <w:t>│---|-----------|--------|-----------|----------|----------</w:t>
+      </w:r>
+      <w:r>
+        <w:rPr>
+          <w:rFonts w:ascii="Courier New" w:eastAsia="Times New Roman" w:hAnsi="Courier New" w:cs="Courier New"/>
+          <w:sz w:val="20"/>
+          <w:szCs w:val="20"/>
+          <w:lang w:eastAsia="vi-VN"/>
+        </w:rPr>
+        <w:t xml:space="preserve">   </w:t>
+      </w:r>
+      <w:r>
+        <w:rPr>
+          <w:rFonts w:ascii="Courier New" w:eastAsia="Times New Roman" w:hAnsi="Courier New" w:cs="Courier New"/>
+          <w:sz w:val="20"/>
+          <w:szCs w:val="20"/>
+          <w:lang w:eastAsia="vi-VN"/>
+        </w:rPr>
+        <w:t>│</w:t>
+      </w:r>
+    </w:p>
+    <w:p>
+      <w:pPr>
+        <w:tabs>
+          <w:tab w:val="left" w:pos="916"/>
+          <w:tab w:val="left" w:pos="1832"/>
+          <w:tab w:val="left" w:pos="2748"/>
+          <w:tab w:val="left" w:pos="3664"/>
+          <w:tab w:val="left" w:pos="4580"/>
+          <w:tab w:val="left" w:pos="5496"/>
+          <w:tab w:val="left" w:pos="6412"/>
+          <w:tab w:val="left" w:pos="7328"/>
+          <w:tab w:val="left" w:pos="8244"/>
+          <w:tab w:val="left" w:pos="9160"/>
+          <w:tab w:val="left" w:pos="10076"/>
+          <w:tab w:val="left" w:pos="10992"/>
+          <w:tab w:val="left" w:pos="11908"/>
+          <w:tab w:val="left" w:pos="12824"/>
+          <w:tab w:val="left" w:pos="13740"/>
+          <w:tab w:val="left" w:pos="14656"/>
+        </w:tabs>
+        <w:spacing w:after="0" w:line="240" w:lineRule="auto"/>
+        <w:rPr>
+          <w:rFonts w:ascii="Courier New" w:eastAsia="Times New Roman" w:hAnsi="Courier New" w:cs="Courier New"/>
+          <w:sz w:val="20"/>
+          <w:szCs w:val="20"/>
+          <w:lang w:eastAsia="vi-VN"/>
+        </w:rPr>
+      </w:pPr>
+      <w:r>
+        <w:rPr>
+          <w:rFonts w:ascii="Courier New" w:eastAsia="Times New Roman" w:hAnsi="Courier New" w:cs="Courier New"/>
+          <w:sz w:val="20"/>
+          <w:szCs w:val="20"/>
+          <w:lang w:eastAsia="vi-VN"/>
+        </w:rPr>
+        <w:t>│ 1 | LT-20251025-1 | Can Tho | TP.HCM | Assigned | [Start]</w:t>
+      </w:r>
+      <w:r>
+        <w:rPr>
+          <w:rFonts w:ascii="Courier New" w:eastAsia="Times New Roman" w:hAnsi="Courier New" w:cs="Courier New"/>
+          <w:sz w:val="20"/>
+          <w:szCs w:val="20"/>
+          <w:lang w:eastAsia="vi-VN"/>
+        </w:rPr>
+        <w:t xml:space="preserve">   </w:t>
+      </w:r>
+      <w:r>
+        <w:rPr>
+          <w:rFonts w:ascii="Courier New" w:eastAsia="Times New Roman" w:hAnsi="Courier New" w:cs="Courier New"/>
+          <w:sz w:val="20"/>
+          <w:szCs w:val="20"/>
+          <w:lang w:eastAsia="vi-VN"/>
+        </w:rPr>
+        <w:t>│</w:t>
       </w:r>
     </w:p>
     <w:p>
@@ -6655,121 +7123,193 @@
           <w:szCs w:val="20"/>
           <w:lang w:eastAsia="vi-VN"/>
         </w:rPr>
-        <w:t>│--------------------------------------------------------│</w:t>
-      </w:r>
-    </w:p>
-    <w:p>
-      <w:pPr>
-        <w:tabs>
-          <w:tab w:val="left" w:pos="916"/>
-          <w:tab w:val="left" w:pos="1832"/>
-          <w:tab w:val="left" w:pos="2748"/>
-          <w:tab w:val="left" w:pos="3664"/>
-          <w:tab w:val="left" w:pos="4580"/>
-          <w:tab w:val="left" w:pos="5496"/>
-          <w:tab w:val="left" w:pos="6412"/>
-          <w:tab w:val="left" w:pos="7328"/>
-          <w:tab w:val="left" w:pos="8244"/>
-          <w:tab w:val="left" w:pos="9160"/>
-          <w:tab w:val="left" w:pos="10076"/>
-          <w:tab w:val="left" w:pos="10992"/>
-          <w:tab w:val="left" w:pos="11908"/>
-          <w:tab w:val="left" w:pos="12824"/>
-          <w:tab w:val="left" w:pos="13740"/>
-          <w:tab w:val="left" w:pos="14656"/>
-        </w:tabs>
-        <w:spacing w:after="0" w:line="240" w:lineRule="auto"/>
-        <w:rPr>
-          <w:rFonts w:ascii="Courier New" w:eastAsia="Times New Roman" w:hAnsi="Courier New" w:cs="Courier New"/>
-          <w:sz w:val="20"/>
-          <w:szCs w:val="20"/>
-          <w:lang w:eastAsia="vi-VN"/>
-        </w:rPr>
-      </w:pPr>
-      <w:r>
-        <w:rPr>
-          <w:rFonts w:ascii="Courier New" w:eastAsia="Times New Roman" w:hAnsi="Courier New" w:cs="Courier New"/>
-          <w:sz w:val="20"/>
-          <w:szCs w:val="20"/>
-          <w:lang w:eastAsia="vi-VN"/>
-        </w:rPr>
-        <w:t>│ [Start] → Đổi trạng thái sang “Delivering”              │</w:t>
-      </w:r>
-    </w:p>
-    <w:p>
-      <w:pPr>
-        <w:tabs>
-          <w:tab w:val="left" w:pos="916"/>
-          <w:tab w:val="left" w:pos="1832"/>
-          <w:tab w:val="left" w:pos="2748"/>
-          <w:tab w:val="left" w:pos="3664"/>
-          <w:tab w:val="left" w:pos="4580"/>
-          <w:tab w:val="left" w:pos="5496"/>
-          <w:tab w:val="left" w:pos="6412"/>
-          <w:tab w:val="left" w:pos="7328"/>
-          <w:tab w:val="left" w:pos="8244"/>
-          <w:tab w:val="left" w:pos="9160"/>
-          <w:tab w:val="left" w:pos="10076"/>
-          <w:tab w:val="left" w:pos="10992"/>
-          <w:tab w:val="left" w:pos="11908"/>
-          <w:tab w:val="left" w:pos="12824"/>
-          <w:tab w:val="left" w:pos="13740"/>
-          <w:tab w:val="left" w:pos="14656"/>
-        </w:tabs>
-        <w:spacing w:after="0" w:line="240" w:lineRule="auto"/>
-        <w:rPr>
-          <w:rFonts w:ascii="Courier New" w:eastAsia="Times New Roman" w:hAnsi="Courier New" w:cs="Courier New"/>
-          <w:sz w:val="20"/>
-          <w:szCs w:val="20"/>
-          <w:lang w:eastAsia="vi-VN"/>
-        </w:rPr>
-      </w:pPr>
-      <w:r>
-        <w:rPr>
-          <w:rFonts w:ascii="Courier New" w:eastAsia="Times New Roman" w:hAnsi="Courier New" w:cs="Courier New"/>
-          <w:sz w:val="20"/>
-          <w:szCs w:val="20"/>
-          <w:lang w:eastAsia="vi-VN"/>
-        </w:rPr>
-        <w:t>│ GPS bắt đầu mô phỏng vị trí                            │</w:t>
-      </w:r>
-    </w:p>
-    <w:p>
-      <w:pPr>
-        <w:tabs>
-          <w:tab w:val="left" w:pos="916"/>
-          <w:tab w:val="left" w:pos="1832"/>
-          <w:tab w:val="left" w:pos="2748"/>
-          <w:tab w:val="left" w:pos="3664"/>
-          <w:tab w:val="left" w:pos="4580"/>
-          <w:tab w:val="left" w:pos="5496"/>
-          <w:tab w:val="left" w:pos="6412"/>
-          <w:tab w:val="left" w:pos="7328"/>
-          <w:tab w:val="left" w:pos="8244"/>
-          <w:tab w:val="left" w:pos="9160"/>
-          <w:tab w:val="left" w:pos="10076"/>
-          <w:tab w:val="left" w:pos="10992"/>
-          <w:tab w:val="left" w:pos="11908"/>
-          <w:tab w:val="left" w:pos="12824"/>
-          <w:tab w:val="left" w:pos="13740"/>
-          <w:tab w:val="left" w:pos="14656"/>
-        </w:tabs>
-        <w:spacing w:after="0" w:line="240" w:lineRule="auto"/>
-        <w:rPr>
-          <w:rFonts w:ascii="Courier New" w:eastAsia="Times New Roman" w:hAnsi="Courier New" w:cs="Courier New"/>
-          <w:sz w:val="20"/>
-          <w:szCs w:val="20"/>
-          <w:lang w:eastAsia="vi-VN"/>
-        </w:rPr>
-      </w:pPr>
-      <w:r>
-        <w:rPr>
-          <w:rFonts w:ascii="Courier New" w:eastAsia="Times New Roman" w:hAnsi="Courier New" w:cs="Courier New"/>
-          <w:sz w:val="20"/>
-          <w:szCs w:val="20"/>
-          <w:lang w:eastAsia="vi-VN"/>
-        </w:rPr>
-        <w:t>└────────────────────────────────────────────────────────┘</w:t>
+        <w:t>│--------------------------------------------------------</w:t>
+      </w:r>
+      <w:r>
+        <w:rPr>
+          <w:rFonts w:ascii="Courier New" w:eastAsia="Times New Roman" w:hAnsi="Courier New" w:cs="Courier New"/>
+          <w:sz w:val="20"/>
+          <w:szCs w:val="20"/>
+          <w:lang w:eastAsia="vi-VN"/>
+        </w:rPr>
+        <w:t xml:space="preserve">     </w:t>
+      </w:r>
+      <w:r>
+        <w:rPr>
+          <w:rFonts w:ascii="Courier New" w:eastAsia="Times New Roman" w:hAnsi="Courier New" w:cs="Courier New"/>
+          <w:sz w:val="20"/>
+          <w:szCs w:val="20"/>
+          <w:lang w:eastAsia="vi-VN"/>
+        </w:rPr>
+        <w:t>│</w:t>
+      </w:r>
+    </w:p>
+    <w:p>
+      <w:pPr>
+        <w:tabs>
+          <w:tab w:val="left" w:pos="916"/>
+          <w:tab w:val="left" w:pos="1832"/>
+          <w:tab w:val="left" w:pos="2748"/>
+          <w:tab w:val="left" w:pos="3664"/>
+          <w:tab w:val="left" w:pos="4580"/>
+          <w:tab w:val="left" w:pos="5496"/>
+          <w:tab w:val="left" w:pos="6412"/>
+          <w:tab w:val="left" w:pos="7328"/>
+          <w:tab w:val="left" w:pos="8244"/>
+          <w:tab w:val="left" w:pos="9160"/>
+          <w:tab w:val="left" w:pos="10076"/>
+          <w:tab w:val="left" w:pos="10992"/>
+          <w:tab w:val="left" w:pos="11908"/>
+          <w:tab w:val="left" w:pos="12824"/>
+          <w:tab w:val="left" w:pos="13740"/>
+          <w:tab w:val="left" w:pos="14656"/>
+        </w:tabs>
+        <w:spacing w:after="0" w:line="240" w:lineRule="auto"/>
+        <w:rPr>
+          <w:rFonts w:ascii="Courier New" w:eastAsia="Times New Roman" w:hAnsi="Courier New" w:cs="Courier New"/>
+          <w:sz w:val="20"/>
+          <w:szCs w:val="20"/>
+          <w:lang w:eastAsia="vi-VN"/>
+        </w:rPr>
+      </w:pPr>
+      <w:r>
+        <w:rPr>
+          <w:rFonts w:ascii="Courier New" w:eastAsia="Times New Roman" w:hAnsi="Courier New" w:cs="Courier New"/>
+          <w:sz w:val="20"/>
+          <w:szCs w:val="20"/>
+          <w:lang w:eastAsia="vi-VN"/>
+        </w:rPr>
+        <w:t xml:space="preserve">│ [Start] → Đổi trạng thái sang “Delivering”              </w:t>
+      </w:r>
+      <w:r>
+        <w:rPr>
+          <w:rFonts w:ascii="Courier New" w:eastAsia="Times New Roman" w:hAnsi="Courier New" w:cs="Courier New"/>
+          <w:sz w:val="20"/>
+          <w:szCs w:val="20"/>
+          <w:lang w:eastAsia="vi-VN"/>
+        </w:rPr>
+        <w:t xml:space="preserve">    </w:t>
+      </w:r>
+      <w:r>
+        <w:rPr>
+          <w:rFonts w:ascii="Courier New" w:eastAsia="Times New Roman" w:hAnsi="Courier New" w:cs="Courier New"/>
+          <w:sz w:val="20"/>
+          <w:szCs w:val="20"/>
+          <w:lang w:eastAsia="vi-VN"/>
+        </w:rPr>
+        <w:t>│</w:t>
+      </w:r>
+    </w:p>
+    <w:p>
+      <w:pPr>
+        <w:tabs>
+          <w:tab w:val="left" w:pos="916"/>
+          <w:tab w:val="left" w:pos="1832"/>
+          <w:tab w:val="left" w:pos="2748"/>
+          <w:tab w:val="left" w:pos="3664"/>
+          <w:tab w:val="left" w:pos="4580"/>
+          <w:tab w:val="left" w:pos="5496"/>
+          <w:tab w:val="left" w:pos="6412"/>
+          <w:tab w:val="left" w:pos="7328"/>
+          <w:tab w:val="left" w:pos="8244"/>
+          <w:tab w:val="left" w:pos="9160"/>
+          <w:tab w:val="left" w:pos="10076"/>
+          <w:tab w:val="left" w:pos="10992"/>
+          <w:tab w:val="left" w:pos="11908"/>
+          <w:tab w:val="left" w:pos="12824"/>
+          <w:tab w:val="left" w:pos="13740"/>
+          <w:tab w:val="left" w:pos="14656"/>
+        </w:tabs>
+        <w:spacing w:after="0" w:line="240" w:lineRule="auto"/>
+        <w:rPr>
+          <w:rFonts w:ascii="Courier New" w:eastAsia="Times New Roman" w:hAnsi="Courier New" w:cs="Courier New"/>
+          <w:sz w:val="20"/>
+          <w:szCs w:val="20"/>
+          <w:lang w:eastAsia="vi-VN"/>
+        </w:rPr>
+      </w:pPr>
+      <w:r>
+        <w:rPr>
+          <w:rFonts w:ascii="Courier New" w:eastAsia="Times New Roman" w:hAnsi="Courier New" w:cs="Courier New"/>
+          <w:sz w:val="20"/>
+          <w:szCs w:val="20"/>
+          <w:lang w:eastAsia="vi-VN"/>
+        </w:rPr>
+        <w:t xml:space="preserve">│ GPS bắt đầu mô phỏng vị trí                          </w:t>
+      </w:r>
+      <w:r>
+        <w:rPr>
+          <w:rFonts w:ascii="Courier New" w:eastAsia="Times New Roman" w:hAnsi="Courier New" w:cs="Courier New"/>
+          <w:sz w:val="20"/>
+          <w:szCs w:val="20"/>
+          <w:lang w:eastAsia="vi-VN"/>
+        </w:rPr>
+        <w:t xml:space="preserve">     </w:t>
+      </w:r>
+      <w:r>
+        <w:rPr>
+          <w:rFonts w:ascii="Courier New" w:eastAsia="Times New Roman" w:hAnsi="Courier New" w:cs="Courier New"/>
+          <w:sz w:val="20"/>
+          <w:szCs w:val="20"/>
+          <w:lang w:eastAsia="vi-VN"/>
+        </w:rPr>
+        <w:t xml:space="preserve">  │</w:t>
+      </w:r>
+    </w:p>
+    <w:p>
+      <w:pPr>
+        <w:tabs>
+          <w:tab w:val="left" w:pos="916"/>
+          <w:tab w:val="left" w:pos="1832"/>
+          <w:tab w:val="left" w:pos="2748"/>
+          <w:tab w:val="left" w:pos="3664"/>
+          <w:tab w:val="left" w:pos="4580"/>
+          <w:tab w:val="left" w:pos="5496"/>
+          <w:tab w:val="left" w:pos="6412"/>
+          <w:tab w:val="left" w:pos="7328"/>
+          <w:tab w:val="left" w:pos="8244"/>
+          <w:tab w:val="left" w:pos="9160"/>
+          <w:tab w:val="left" w:pos="10076"/>
+          <w:tab w:val="left" w:pos="10992"/>
+          <w:tab w:val="left" w:pos="11908"/>
+          <w:tab w:val="left" w:pos="12824"/>
+          <w:tab w:val="left" w:pos="13740"/>
+          <w:tab w:val="left" w:pos="14656"/>
+        </w:tabs>
+        <w:spacing w:after="0" w:line="240" w:lineRule="auto"/>
+        <w:rPr>
+          <w:rFonts w:ascii="Courier New" w:eastAsia="Times New Roman" w:hAnsi="Courier New" w:cs="Courier New"/>
+          <w:sz w:val="20"/>
+          <w:szCs w:val="20"/>
+          <w:lang w:eastAsia="vi-VN"/>
+        </w:rPr>
+      </w:pPr>
+      <w:r>
+        <w:rPr>
+          <w:rFonts w:ascii="Courier New" w:eastAsia="Times New Roman" w:hAnsi="Courier New" w:cs="Courier New"/>
+          <w:sz w:val="20"/>
+          <w:szCs w:val="20"/>
+          <w:lang w:eastAsia="vi-VN"/>
+        </w:rPr>
+        <w:t>└──────────────────────────────────────────────────────</w:t>
+      </w:r>
+      <w:r>
+        <w:rPr>
+          <w:rFonts w:ascii="Courier New" w:eastAsia="Times New Roman" w:hAnsi="Courier New" w:cs="Courier New"/>
+          <w:sz w:val="20"/>
+          <w:szCs w:val="20"/>
+          <w:lang w:eastAsia="vi-VN"/>
+        </w:rPr>
+        <w:t>─────</w:t>
+      </w:r>
+      <w:r>
+        <w:rPr>
+          <w:rFonts w:ascii="Courier New" w:eastAsia="Times New Roman" w:hAnsi="Courier New" w:cs="Courier New"/>
+          <w:sz w:val="20"/>
+          <w:szCs w:val="20"/>
+          <w:lang w:eastAsia="vi-VN"/>
+        </w:rPr>
+        <w:t>──┘</w:t>
       </w:r>
     </w:p>
     <w:p>
@@ -6843,6 +7383,7 @@
           <w:szCs w:val="20"/>
           <w:lang w:eastAsia="vi-VN"/>
         </w:rPr>
+        <w:lastRenderedPageBreak/>
         <w:t>┌────────────────────────────────────────────────────────┐</w:t>
       </w:r>
     </w:p>
@@ -7033,7 +7574,25 @@
           <w:szCs w:val="20"/>
           <w:lang w:eastAsia="vi-VN"/>
         </w:rPr>
-        <w:t>│ Marker di chuyển mỗi 5 giây                             │</w:t>
+        <w:t xml:space="preserve">│ Marker di chuyển mỗi 5 </w:t>
+      </w:r>
+      <w:r>
+        <w:rPr>
+          <w:rFonts w:ascii="Courier New" w:eastAsia="Times New Roman" w:hAnsi="Courier New" w:cs="Courier New"/>
+          <w:sz w:val="20"/>
+          <w:szCs w:val="20"/>
+          <w:lang w:eastAsia="vi-VN"/>
+        </w:rPr>
+        <w:t xml:space="preserve">giây                           </w:t>
+      </w:r>
+      <w:r>
+        <w:rPr>
+          <w:rFonts w:ascii="Courier New" w:eastAsia="Times New Roman" w:hAnsi="Courier New" w:cs="Courier New"/>
+          <w:sz w:val="20"/>
+          <w:szCs w:val="20"/>
+          <w:lang w:eastAsia="vi-VN"/>
+        </w:rPr>
+        <w:t xml:space="preserve"> │</w:t>
       </w:r>
     </w:p>
     <w:p>
@@ -7295,311 +7854,473 @@
           <w:szCs w:val="20"/>
           <w:lang w:eastAsia="vi-VN"/>
         </w:rPr>
-        <w:t>┌────────────────────────────────────────────────────────┐</w:t>
-      </w:r>
-    </w:p>
-    <w:p>
-      <w:pPr>
-        <w:tabs>
-          <w:tab w:val="left" w:pos="916"/>
-          <w:tab w:val="left" w:pos="1832"/>
-          <w:tab w:val="left" w:pos="2748"/>
-          <w:tab w:val="left" w:pos="3664"/>
-          <w:tab w:val="left" w:pos="4580"/>
-          <w:tab w:val="left" w:pos="5496"/>
-          <w:tab w:val="left" w:pos="6412"/>
-          <w:tab w:val="left" w:pos="7328"/>
-          <w:tab w:val="left" w:pos="8244"/>
-          <w:tab w:val="left" w:pos="9160"/>
-          <w:tab w:val="left" w:pos="10076"/>
-          <w:tab w:val="left" w:pos="10992"/>
-          <w:tab w:val="left" w:pos="11908"/>
-          <w:tab w:val="left" w:pos="12824"/>
-          <w:tab w:val="left" w:pos="13740"/>
-          <w:tab w:val="left" w:pos="14656"/>
-        </w:tabs>
-        <w:spacing w:after="0" w:line="240" w:lineRule="auto"/>
-        <w:rPr>
-          <w:rFonts w:ascii="Courier New" w:eastAsia="Times New Roman" w:hAnsi="Courier New" w:cs="Courier New"/>
-          <w:sz w:val="20"/>
-          <w:szCs w:val="20"/>
-          <w:lang w:eastAsia="vi-VN"/>
-        </w:rPr>
-      </w:pPr>
-      <w:r>
-        <w:rPr>
-          <w:rFonts w:ascii="Courier New" w:eastAsia="Times New Roman" w:hAnsi="Courier New" w:cs="Courier New"/>
-          <w:sz w:val="20"/>
-          <w:szCs w:val="20"/>
-          <w:lang w:eastAsia="vi-VN"/>
-        </w:rPr>
-        <w:t>│ Sidebar:                                               │</w:t>
-      </w:r>
-    </w:p>
-    <w:p>
-      <w:pPr>
-        <w:tabs>
-          <w:tab w:val="left" w:pos="916"/>
-          <w:tab w:val="left" w:pos="1832"/>
-          <w:tab w:val="left" w:pos="2748"/>
-          <w:tab w:val="left" w:pos="3664"/>
-          <w:tab w:val="left" w:pos="4580"/>
-          <w:tab w:val="left" w:pos="5496"/>
-          <w:tab w:val="left" w:pos="6412"/>
-          <w:tab w:val="left" w:pos="7328"/>
-          <w:tab w:val="left" w:pos="8244"/>
-          <w:tab w:val="left" w:pos="9160"/>
-          <w:tab w:val="left" w:pos="10076"/>
-          <w:tab w:val="left" w:pos="10992"/>
-          <w:tab w:val="left" w:pos="11908"/>
-          <w:tab w:val="left" w:pos="12824"/>
-          <w:tab w:val="left" w:pos="13740"/>
-          <w:tab w:val="left" w:pos="14656"/>
-        </w:tabs>
-        <w:spacing w:after="0" w:line="240" w:lineRule="auto"/>
-        <w:rPr>
-          <w:rFonts w:ascii="Courier New" w:eastAsia="Times New Roman" w:hAnsi="Courier New" w:cs="Courier New"/>
-          <w:sz w:val="20"/>
-          <w:szCs w:val="20"/>
-          <w:lang w:eastAsia="vi-VN"/>
-        </w:rPr>
-      </w:pPr>
-      <w:r>
-        <w:rPr>
-          <w:rFonts w:ascii="Courier New" w:eastAsia="Times New Roman" w:hAnsi="Courier New" w:cs="Courier New"/>
-          <w:sz w:val="20"/>
-          <w:szCs w:val="20"/>
-          <w:lang w:eastAsia="vi-VN"/>
-        </w:rPr>
-        <w:t>│  - Dashboard                                           │</w:t>
-      </w:r>
-    </w:p>
-    <w:p>
-      <w:pPr>
-        <w:tabs>
-          <w:tab w:val="left" w:pos="916"/>
-          <w:tab w:val="left" w:pos="1832"/>
-          <w:tab w:val="left" w:pos="2748"/>
-          <w:tab w:val="left" w:pos="3664"/>
-          <w:tab w:val="left" w:pos="4580"/>
-          <w:tab w:val="left" w:pos="5496"/>
-          <w:tab w:val="left" w:pos="6412"/>
-          <w:tab w:val="left" w:pos="7328"/>
-          <w:tab w:val="left" w:pos="8244"/>
-          <w:tab w:val="left" w:pos="9160"/>
-          <w:tab w:val="left" w:pos="10076"/>
-          <w:tab w:val="left" w:pos="10992"/>
-          <w:tab w:val="left" w:pos="11908"/>
-          <w:tab w:val="left" w:pos="12824"/>
-          <w:tab w:val="left" w:pos="13740"/>
-          <w:tab w:val="left" w:pos="14656"/>
-        </w:tabs>
-        <w:spacing w:after="0" w:line="240" w:lineRule="auto"/>
-        <w:rPr>
-          <w:rFonts w:ascii="Courier New" w:eastAsia="Times New Roman" w:hAnsi="Courier New" w:cs="Courier New"/>
-          <w:sz w:val="20"/>
-          <w:szCs w:val="20"/>
-          <w:lang w:eastAsia="vi-VN"/>
-        </w:rPr>
-      </w:pPr>
-      <w:r>
-        <w:rPr>
-          <w:rFonts w:ascii="Courier New" w:eastAsia="Times New Roman" w:hAnsi="Courier New" w:cs="Courier New"/>
-          <w:sz w:val="20"/>
-          <w:szCs w:val="20"/>
-          <w:lang w:eastAsia="vi-VN"/>
-        </w:rPr>
-        <w:t>│  - Manage Users                                        │</w:t>
-      </w:r>
-    </w:p>
-    <w:p>
-      <w:pPr>
-        <w:tabs>
-          <w:tab w:val="left" w:pos="916"/>
-          <w:tab w:val="left" w:pos="1832"/>
-          <w:tab w:val="left" w:pos="2748"/>
-          <w:tab w:val="left" w:pos="3664"/>
-          <w:tab w:val="left" w:pos="4580"/>
-          <w:tab w:val="left" w:pos="5496"/>
-          <w:tab w:val="left" w:pos="6412"/>
-          <w:tab w:val="left" w:pos="7328"/>
-          <w:tab w:val="left" w:pos="8244"/>
-          <w:tab w:val="left" w:pos="9160"/>
-          <w:tab w:val="left" w:pos="10076"/>
-          <w:tab w:val="left" w:pos="10992"/>
-          <w:tab w:val="left" w:pos="11908"/>
-          <w:tab w:val="left" w:pos="12824"/>
-          <w:tab w:val="left" w:pos="13740"/>
-          <w:tab w:val="left" w:pos="14656"/>
-        </w:tabs>
-        <w:spacing w:after="0" w:line="240" w:lineRule="auto"/>
-        <w:rPr>
-          <w:rFonts w:ascii="Courier New" w:eastAsia="Times New Roman" w:hAnsi="Courier New" w:cs="Courier New"/>
-          <w:sz w:val="20"/>
-          <w:szCs w:val="20"/>
-          <w:lang w:eastAsia="vi-VN"/>
-        </w:rPr>
-      </w:pPr>
-      <w:r>
-        <w:rPr>
-          <w:rFonts w:ascii="Courier New" w:eastAsia="Times New Roman" w:hAnsi="Courier New" w:cs="Courier New"/>
-          <w:sz w:val="20"/>
-          <w:szCs w:val="20"/>
-          <w:lang w:eastAsia="vi-VN"/>
-        </w:rPr>
-        <w:t>│  - Manage Roles                                        │</w:t>
-      </w:r>
-    </w:p>
-    <w:p>
-      <w:pPr>
-        <w:tabs>
-          <w:tab w:val="left" w:pos="916"/>
-          <w:tab w:val="left" w:pos="1832"/>
-          <w:tab w:val="left" w:pos="2748"/>
-          <w:tab w:val="left" w:pos="3664"/>
-          <w:tab w:val="left" w:pos="4580"/>
-          <w:tab w:val="left" w:pos="5496"/>
-          <w:tab w:val="left" w:pos="6412"/>
-          <w:tab w:val="left" w:pos="7328"/>
-          <w:tab w:val="left" w:pos="8244"/>
-          <w:tab w:val="left" w:pos="9160"/>
-          <w:tab w:val="left" w:pos="10076"/>
-          <w:tab w:val="left" w:pos="10992"/>
-          <w:tab w:val="left" w:pos="11908"/>
-          <w:tab w:val="left" w:pos="12824"/>
-          <w:tab w:val="left" w:pos="13740"/>
-          <w:tab w:val="left" w:pos="14656"/>
-        </w:tabs>
-        <w:spacing w:after="0" w:line="240" w:lineRule="auto"/>
-        <w:rPr>
-          <w:rFonts w:ascii="Courier New" w:eastAsia="Times New Roman" w:hAnsi="Courier New" w:cs="Courier New"/>
-          <w:sz w:val="20"/>
-          <w:szCs w:val="20"/>
-          <w:lang w:eastAsia="vi-VN"/>
-        </w:rPr>
-      </w:pPr>
-      <w:r>
-        <w:rPr>
-          <w:rFonts w:ascii="Courier New" w:eastAsia="Times New Roman" w:hAnsi="Courier New" w:cs="Courier New"/>
-          <w:sz w:val="20"/>
-          <w:szCs w:val="20"/>
-          <w:lang w:eastAsia="vi-VN"/>
-        </w:rPr>
-        <w:t>│  - Reports                                             │</w:t>
-      </w:r>
-    </w:p>
-    <w:p>
-      <w:pPr>
-        <w:tabs>
-          <w:tab w:val="left" w:pos="916"/>
-          <w:tab w:val="left" w:pos="1832"/>
-          <w:tab w:val="left" w:pos="2748"/>
-          <w:tab w:val="left" w:pos="3664"/>
-          <w:tab w:val="left" w:pos="4580"/>
-          <w:tab w:val="left" w:pos="5496"/>
-          <w:tab w:val="left" w:pos="6412"/>
-          <w:tab w:val="left" w:pos="7328"/>
-          <w:tab w:val="left" w:pos="8244"/>
-          <w:tab w:val="left" w:pos="9160"/>
-          <w:tab w:val="left" w:pos="10076"/>
-          <w:tab w:val="left" w:pos="10992"/>
-          <w:tab w:val="left" w:pos="11908"/>
-          <w:tab w:val="left" w:pos="12824"/>
-          <w:tab w:val="left" w:pos="13740"/>
-          <w:tab w:val="left" w:pos="14656"/>
-        </w:tabs>
-        <w:spacing w:after="0" w:line="240" w:lineRule="auto"/>
-        <w:rPr>
-          <w:rFonts w:ascii="Courier New" w:eastAsia="Times New Roman" w:hAnsi="Courier New" w:cs="Courier New"/>
-          <w:sz w:val="20"/>
-          <w:szCs w:val="20"/>
-          <w:lang w:eastAsia="vi-VN"/>
-        </w:rPr>
-      </w:pPr>
-      <w:r>
-        <w:rPr>
-          <w:rFonts w:ascii="Courier New" w:eastAsia="Times New Roman" w:hAnsi="Courier New" w:cs="Courier New"/>
-          <w:sz w:val="20"/>
-          <w:szCs w:val="20"/>
-          <w:lang w:eastAsia="vi-VN"/>
-        </w:rPr>
-        <w:t>│  - System Config                                       │</w:t>
-      </w:r>
-    </w:p>
-    <w:p>
-      <w:pPr>
-        <w:tabs>
-          <w:tab w:val="left" w:pos="916"/>
-          <w:tab w:val="left" w:pos="1832"/>
-          <w:tab w:val="left" w:pos="2748"/>
-          <w:tab w:val="left" w:pos="3664"/>
-          <w:tab w:val="left" w:pos="4580"/>
-          <w:tab w:val="left" w:pos="5496"/>
-          <w:tab w:val="left" w:pos="6412"/>
-          <w:tab w:val="left" w:pos="7328"/>
-          <w:tab w:val="left" w:pos="8244"/>
-          <w:tab w:val="left" w:pos="9160"/>
-          <w:tab w:val="left" w:pos="10076"/>
-          <w:tab w:val="left" w:pos="10992"/>
-          <w:tab w:val="left" w:pos="11908"/>
-          <w:tab w:val="left" w:pos="12824"/>
-          <w:tab w:val="left" w:pos="13740"/>
-          <w:tab w:val="left" w:pos="14656"/>
-        </w:tabs>
-        <w:spacing w:after="0" w:line="240" w:lineRule="auto"/>
-        <w:rPr>
-          <w:rFonts w:ascii="Courier New" w:eastAsia="Times New Roman" w:hAnsi="Courier New" w:cs="Courier New"/>
-          <w:sz w:val="20"/>
-          <w:szCs w:val="20"/>
-          <w:lang w:eastAsia="vi-VN"/>
-        </w:rPr>
-      </w:pPr>
-      <w:r>
-        <w:rPr>
-          <w:rFonts w:ascii="Courier New" w:eastAsia="Times New Roman" w:hAnsi="Courier New" w:cs="Courier New"/>
-          <w:sz w:val="20"/>
-          <w:szCs w:val="20"/>
-          <w:lang w:eastAsia="vi-VN"/>
-        </w:rPr>
-        <w:t>│--------------------------------------------------------│</w:t>
-      </w:r>
-    </w:p>
-    <w:p>
-      <w:pPr>
-        <w:tabs>
-          <w:tab w:val="left" w:pos="916"/>
-          <w:tab w:val="left" w:pos="1832"/>
-          <w:tab w:val="left" w:pos="2748"/>
-          <w:tab w:val="left" w:pos="3664"/>
-          <w:tab w:val="left" w:pos="4580"/>
-          <w:tab w:val="left" w:pos="5496"/>
-          <w:tab w:val="left" w:pos="6412"/>
-          <w:tab w:val="left" w:pos="7328"/>
-          <w:tab w:val="left" w:pos="8244"/>
-          <w:tab w:val="left" w:pos="9160"/>
-          <w:tab w:val="left" w:pos="10076"/>
-          <w:tab w:val="left" w:pos="10992"/>
-          <w:tab w:val="left" w:pos="11908"/>
-          <w:tab w:val="left" w:pos="12824"/>
-          <w:tab w:val="left" w:pos="13740"/>
-          <w:tab w:val="left" w:pos="14656"/>
-        </w:tabs>
-        <w:spacing w:after="0" w:line="240" w:lineRule="auto"/>
-        <w:rPr>
-          <w:rFonts w:ascii="Courier New" w:eastAsia="Times New Roman" w:hAnsi="Courier New" w:cs="Courier New"/>
-          <w:sz w:val="20"/>
-          <w:szCs w:val="20"/>
-          <w:lang w:eastAsia="vi-VN"/>
-        </w:rPr>
-      </w:pPr>
-      <w:r>
-        <w:rPr>
-          <w:rFonts w:ascii="Courier New" w:eastAsia="Times New Roman" w:hAnsi="Courier New" w:cs="Courier New"/>
-          <w:sz w:val="20"/>
-          <w:szCs w:val="20"/>
-          <w:lang w:eastAsia="vi-VN"/>
-        </w:rPr>
-        <w:t>│ Main:                                                  │</w:t>
+        <w:t>┌────────────────────────────────────────────</w:t>
+      </w:r>
+      <w:r>
+        <w:rPr>
+          <w:rFonts w:ascii="Courier New" w:eastAsia="Times New Roman" w:hAnsi="Courier New" w:cs="Courier New"/>
+          <w:sz w:val="20"/>
+          <w:szCs w:val="20"/>
+          <w:lang w:eastAsia="vi-VN"/>
+        </w:rPr>
+        <w:t>──</w:t>
+      </w:r>
+      <w:r>
+        <w:rPr>
+          <w:rFonts w:ascii="Courier New" w:eastAsia="Times New Roman" w:hAnsi="Courier New" w:cs="Courier New"/>
+          <w:sz w:val="20"/>
+          <w:szCs w:val="20"/>
+          <w:lang w:eastAsia="vi-VN"/>
+        </w:rPr>
+        <w:t>────────────┐</w:t>
+      </w:r>
+    </w:p>
+    <w:p>
+      <w:pPr>
+        <w:tabs>
+          <w:tab w:val="left" w:pos="916"/>
+          <w:tab w:val="left" w:pos="1832"/>
+          <w:tab w:val="left" w:pos="2748"/>
+          <w:tab w:val="left" w:pos="3664"/>
+          <w:tab w:val="left" w:pos="4580"/>
+          <w:tab w:val="left" w:pos="5496"/>
+          <w:tab w:val="left" w:pos="6412"/>
+          <w:tab w:val="left" w:pos="7328"/>
+          <w:tab w:val="left" w:pos="8244"/>
+          <w:tab w:val="left" w:pos="9160"/>
+          <w:tab w:val="left" w:pos="10076"/>
+          <w:tab w:val="left" w:pos="10992"/>
+          <w:tab w:val="left" w:pos="11908"/>
+          <w:tab w:val="left" w:pos="12824"/>
+          <w:tab w:val="left" w:pos="13740"/>
+          <w:tab w:val="left" w:pos="14656"/>
+        </w:tabs>
+        <w:spacing w:after="0" w:line="240" w:lineRule="auto"/>
+        <w:rPr>
+          <w:rFonts w:ascii="Courier New" w:eastAsia="Times New Roman" w:hAnsi="Courier New" w:cs="Courier New"/>
+          <w:sz w:val="20"/>
+          <w:szCs w:val="20"/>
+          <w:lang w:eastAsia="vi-VN"/>
+        </w:rPr>
+      </w:pPr>
+      <w:r>
+        <w:rPr>
+          <w:rFonts w:ascii="Courier New" w:eastAsia="Times New Roman" w:hAnsi="Courier New" w:cs="Courier New"/>
+          <w:sz w:val="20"/>
+          <w:szCs w:val="20"/>
+          <w:lang w:eastAsia="vi-VN"/>
+        </w:rPr>
+        <w:t xml:space="preserve">│ Sidebar:                                               </w:t>
+      </w:r>
+      <w:r>
+        <w:rPr>
+          <w:rFonts w:ascii="Courier New" w:eastAsia="Times New Roman" w:hAnsi="Courier New" w:cs="Courier New"/>
+          <w:sz w:val="20"/>
+          <w:szCs w:val="20"/>
+          <w:lang w:eastAsia="vi-VN"/>
+        </w:rPr>
+        <w:t xml:space="preserve">  </w:t>
+      </w:r>
+      <w:r>
+        <w:rPr>
+          <w:rFonts w:ascii="Courier New" w:eastAsia="Times New Roman" w:hAnsi="Courier New" w:cs="Courier New"/>
+          <w:sz w:val="20"/>
+          <w:szCs w:val="20"/>
+          <w:lang w:eastAsia="vi-VN"/>
+        </w:rPr>
+        <w:t>│</w:t>
+      </w:r>
+    </w:p>
+    <w:p>
+      <w:pPr>
+        <w:tabs>
+          <w:tab w:val="left" w:pos="916"/>
+          <w:tab w:val="left" w:pos="1832"/>
+          <w:tab w:val="left" w:pos="2748"/>
+          <w:tab w:val="left" w:pos="3664"/>
+          <w:tab w:val="left" w:pos="4580"/>
+          <w:tab w:val="left" w:pos="5496"/>
+          <w:tab w:val="left" w:pos="6412"/>
+          <w:tab w:val="left" w:pos="7328"/>
+          <w:tab w:val="left" w:pos="8244"/>
+          <w:tab w:val="left" w:pos="9160"/>
+          <w:tab w:val="left" w:pos="10076"/>
+          <w:tab w:val="left" w:pos="10992"/>
+          <w:tab w:val="left" w:pos="11908"/>
+          <w:tab w:val="left" w:pos="12824"/>
+          <w:tab w:val="left" w:pos="13740"/>
+          <w:tab w:val="left" w:pos="14656"/>
+        </w:tabs>
+        <w:spacing w:after="0" w:line="240" w:lineRule="auto"/>
+        <w:rPr>
+          <w:rFonts w:ascii="Courier New" w:eastAsia="Times New Roman" w:hAnsi="Courier New" w:cs="Courier New"/>
+          <w:sz w:val="20"/>
+          <w:szCs w:val="20"/>
+          <w:lang w:eastAsia="vi-VN"/>
+        </w:rPr>
+      </w:pPr>
+      <w:r>
+        <w:rPr>
+          <w:rFonts w:ascii="Courier New" w:eastAsia="Times New Roman" w:hAnsi="Courier New" w:cs="Courier New"/>
+          <w:sz w:val="20"/>
+          <w:szCs w:val="20"/>
+          <w:lang w:eastAsia="vi-VN"/>
+        </w:rPr>
+        <w:t xml:space="preserve">│  - Dashboard                                           </w:t>
+      </w:r>
+      <w:r>
+        <w:rPr>
+          <w:rFonts w:ascii="Courier New" w:eastAsia="Times New Roman" w:hAnsi="Courier New" w:cs="Courier New"/>
+          <w:sz w:val="20"/>
+          <w:szCs w:val="20"/>
+          <w:lang w:eastAsia="vi-VN"/>
+        </w:rPr>
+        <w:t xml:space="preserve">  </w:t>
+      </w:r>
+      <w:r>
+        <w:rPr>
+          <w:rFonts w:ascii="Courier New" w:eastAsia="Times New Roman" w:hAnsi="Courier New" w:cs="Courier New"/>
+          <w:sz w:val="20"/>
+          <w:szCs w:val="20"/>
+          <w:lang w:eastAsia="vi-VN"/>
+        </w:rPr>
+        <w:t>│</w:t>
+      </w:r>
+    </w:p>
+    <w:p>
+      <w:pPr>
+        <w:tabs>
+          <w:tab w:val="left" w:pos="916"/>
+          <w:tab w:val="left" w:pos="1832"/>
+          <w:tab w:val="left" w:pos="2748"/>
+          <w:tab w:val="left" w:pos="3664"/>
+          <w:tab w:val="left" w:pos="4580"/>
+          <w:tab w:val="left" w:pos="5496"/>
+          <w:tab w:val="left" w:pos="6412"/>
+          <w:tab w:val="left" w:pos="7328"/>
+          <w:tab w:val="left" w:pos="8244"/>
+          <w:tab w:val="left" w:pos="9160"/>
+          <w:tab w:val="left" w:pos="10076"/>
+          <w:tab w:val="left" w:pos="10992"/>
+          <w:tab w:val="left" w:pos="11908"/>
+          <w:tab w:val="left" w:pos="12824"/>
+          <w:tab w:val="left" w:pos="13740"/>
+          <w:tab w:val="left" w:pos="14656"/>
+        </w:tabs>
+        <w:spacing w:after="0" w:line="240" w:lineRule="auto"/>
+        <w:rPr>
+          <w:rFonts w:ascii="Courier New" w:eastAsia="Times New Roman" w:hAnsi="Courier New" w:cs="Courier New"/>
+          <w:sz w:val="20"/>
+          <w:szCs w:val="20"/>
+          <w:lang w:eastAsia="vi-VN"/>
+        </w:rPr>
+      </w:pPr>
+      <w:r>
+        <w:rPr>
+          <w:rFonts w:ascii="Courier New" w:eastAsia="Times New Roman" w:hAnsi="Courier New" w:cs="Courier New"/>
+          <w:sz w:val="20"/>
+          <w:szCs w:val="20"/>
+          <w:lang w:eastAsia="vi-VN"/>
+        </w:rPr>
+        <w:t xml:space="preserve">│  - Manage Users                                        </w:t>
+      </w:r>
+      <w:r>
+        <w:rPr>
+          <w:rFonts w:ascii="Courier New" w:eastAsia="Times New Roman" w:hAnsi="Courier New" w:cs="Courier New"/>
+          <w:sz w:val="20"/>
+          <w:szCs w:val="20"/>
+          <w:lang w:eastAsia="vi-VN"/>
+        </w:rPr>
+        <w:t xml:space="preserve">  </w:t>
+      </w:r>
+      <w:r>
+        <w:rPr>
+          <w:rFonts w:ascii="Courier New" w:eastAsia="Times New Roman" w:hAnsi="Courier New" w:cs="Courier New"/>
+          <w:sz w:val="20"/>
+          <w:szCs w:val="20"/>
+          <w:lang w:eastAsia="vi-VN"/>
+        </w:rPr>
+        <w:t>│</w:t>
+      </w:r>
+    </w:p>
+    <w:p>
+      <w:pPr>
+        <w:tabs>
+          <w:tab w:val="left" w:pos="916"/>
+          <w:tab w:val="left" w:pos="1832"/>
+          <w:tab w:val="left" w:pos="2748"/>
+          <w:tab w:val="left" w:pos="3664"/>
+          <w:tab w:val="left" w:pos="4580"/>
+          <w:tab w:val="left" w:pos="5496"/>
+          <w:tab w:val="left" w:pos="6412"/>
+          <w:tab w:val="left" w:pos="7328"/>
+          <w:tab w:val="left" w:pos="8244"/>
+          <w:tab w:val="left" w:pos="9160"/>
+          <w:tab w:val="left" w:pos="10076"/>
+          <w:tab w:val="left" w:pos="10992"/>
+          <w:tab w:val="left" w:pos="11908"/>
+          <w:tab w:val="left" w:pos="12824"/>
+          <w:tab w:val="left" w:pos="13740"/>
+          <w:tab w:val="left" w:pos="14656"/>
+        </w:tabs>
+        <w:spacing w:after="0" w:line="240" w:lineRule="auto"/>
+        <w:rPr>
+          <w:rFonts w:ascii="Courier New" w:eastAsia="Times New Roman" w:hAnsi="Courier New" w:cs="Courier New"/>
+          <w:sz w:val="20"/>
+          <w:szCs w:val="20"/>
+          <w:lang w:eastAsia="vi-VN"/>
+        </w:rPr>
+      </w:pPr>
+      <w:r>
+        <w:rPr>
+          <w:rFonts w:ascii="Courier New" w:eastAsia="Times New Roman" w:hAnsi="Courier New" w:cs="Courier New"/>
+          <w:sz w:val="20"/>
+          <w:szCs w:val="20"/>
+          <w:lang w:eastAsia="vi-VN"/>
+        </w:rPr>
+        <w:t xml:space="preserve">│  - Manage Roles                                        </w:t>
+      </w:r>
+      <w:r>
+        <w:rPr>
+          <w:rFonts w:ascii="Courier New" w:eastAsia="Times New Roman" w:hAnsi="Courier New" w:cs="Courier New"/>
+          <w:sz w:val="20"/>
+          <w:szCs w:val="20"/>
+          <w:lang w:eastAsia="vi-VN"/>
+        </w:rPr>
+        <w:t xml:space="preserve">  </w:t>
+      </w:r>
+      <w:r>
+        <w:rPr>
+          <w:rFonts w:ascii="Courier New" w:eastAsia="Times New Roman" w:hAnsi="Courier New" w:cs="Courier New"/>
+          <w:sz w:val="20"/>
+          <w:szCs w:val="20"/>
+          <w:lang w:eastAsia="vi-VN"/>
+        </w:rPr>
+        <w:t>│</w:t>
+      </w:r>
+    </w:p>
+    <w:p>
+      <w:pPr>
+        <w:tabs>
+          <w:tab w:val="left" w:pos="916"/>
+          <w:tab w:val="left" w:pos="1832"/>
+          <w:tab w:val="left" w:pos="2748"/>
+          <w:tab w:val="left" w:pos="3664"/>
+          <w:tab w:val="left" w:pos="4580"/>
+          <w:tab w:val="left" w:pos="5496"/>
+          <w:tab w:val="left" w:pos="6412"/>
+          <w:tab w:val="left" w:pos="7328"/>
+          <w:tab w:val="left" w:pos="8244"/>
+          <w:tab w:val="left" w:pos="9160"/>
+          <w:tab w:val="left" w:pos="10076"/>
+          <w:tab w:val="left" w:pos="10992"/>
+          <w:tab w:val="left" w:pos="11908"/>
+          <w:tab w:val="left" w:pos="12824"/>
+          <w:tab w:val="left" w:pos="13740"/>
+          <w:tab w:val="left" w:pos="14656"/>
+        </w:tabs>
+        <w:spacing w:after="0" w:line="240" w:lineRule="auto"/>
+        <w:rPr>
+          <w:rFonts w:ascii="Courier New" w:eastAsia="Times New Roman" w:hAnsi="Courier New" w:cs="Courier New"/>
+          <w:sz w:val="20"/>
+          <w:szCs w:val="20"/>
+          <w:lang w:eastAsia="vi-VN"/>
+        </w:rPr>
+      </w:pPr>
+      <w:r>
+        <w:rPr>
+          <w:rFonts w:ascii="Courier New" w:eastAsia="Times New Roman" w:hAnsi="Courier New" w:cs="Courier New"/>
+          <w:sz w:val="20"/>
+          <w:szCs w:val="20"/>
+          <w:lang w:eastAsia="vi-VN"/>
+        </w:rPr>
+        <w:t xml:space="preserve">│  - Reports                                             </w:t>
+      </w:r>
+      <w:r>
+        <w:rPr>
+          <w:rFonts w:ascii="Courier New" w:eastAsia="Times New Roman" w:hAnsi="Courier New" w:cs="Courier New"/>
+          <w:sz w:val="20"/>
+          <w:szCs w:val="20"/>
+          <w:lang w:eastAsia="vi-VN"/>
+        </w:rPr>
+        <w:t xml:space="preserve">  </w:t>
+      </w:r>
+      <w:r>
+        <w:rPr>
+          <w:rFonts w:ascii="Courier New" w:eastAsia="Times New Roman" w:hAnsi="Courier New" w:cs="Courier New"/>
+          <w:sz w:val="20"/>
+          <w:szCs w:val="20"/>
+          <w:lang w:eastAsia="vi-VN"/>
+        </w:rPr>
+        <w:t>│</w:t>
+      </w:r>
+    </w:p>
+    <w:p>
+      <w:pPr>
+        <w:tabs>
+          <w:tab w:val="left" w:pos="916"/>
+          <w:tab w:val="left" w:pos="1832"/>
+          <w:tab w:val="left" w:pos="2748"/>
+          <w:tab w:val="left" w:pos="3664"/>
+          <w:tab w:val="left" w:pos="4580"/>
+          <w:tab w:val="left" w:pos="5496"/>
+          <w:tab w:val="left" w:pos="6412"/>
+          <w:tab w:val="left" w:pos="7328"/>
+          <w:tab w:val="left" w:pos="8244"/>
+          <w:tab w:val="left" w:pos="9160"/>
+          <w:tab w:val="left" w:pos="10076"/>
+          <w:tab w:val="left" w:pos="10992"/>
+          <w:tab w:val="left" w:pos="11908"/>
+          <w:tab w:val="left" w:pos="12824"/>
+          <w:tab w:val="left" w:pos="13740"/>
+          <w:tab w:val="left" w:pos="14656"/>
+        </w:tabs>
+        <w:spacing w:after="0" w:line="240" w:lineRule="auto"/>
+        <w:rPr>
+          <w:rFonts w:ascii="Courier New" w:eastAsia="Times New Roman" w:hAnsi="Courier New" w:cs="Courier New"/>
+          <w:sz w:val="20"/>
+          <w:szCs w:val="20"/>
+          <w:lang w:eastAsia="vi-VN"/>
+        </w:rPr>
+      </w:pPr>
+      <w:r>
+        <w:rPr>
+          <w:rFonts w:ascii="Courier New" w:eastAsia="Times New Roman" w:hAnsi="Courier New" w:cs="Courier New"/>
+          <w:sz w:val="20"/>
+          <w:szCs w:val="20"/>
+          <w:lang w:eastAsia="vi-VN"/>
+        </w:rPr>
+        <w:t xml:space="preserve">│  - System Config                                       </w:t>
+      </w:r>
+      <w:r>
+        <w:rPr>
+          <w:rFonts w:ascii="Courier New" w:eastAsia="Times New Roman" w:hAnsi="Courier New" w:cs="Courier New"/>
+          <w:sz w:val="20"/>
+          <w:szCs w:val="20"/>
+          <w:lang w:eastAsia="vi-VN"/>
+        </w:rPr>
+        <w:t xml:space="preserve">  </w:t>
+      </w:r>
+      <w:r>
+        <w:rPr>
+          <w:rFonts w:ascii="Courier New" w:eastAsia="Times New Roman" w:hAnsi="Courier New" w:cs="Courier New"/>
+          <w:sz w:val="20"/>
+          <w:szCs w:val="20"/>
+          <w:lang w:eastAsia="vi-VN"/>
+        </w:rPr>
+        <w:t>│</w:t>
+      </w:r>
+    </w:p>
+    <w:p>
+      <w:pPr>
+        <w:tabs>
+          <w:tab w:val="left" w:pos="916"/>
+          <w:tab w:val="left" w:pos="1832"/>
+          <w:tab w:val="left" w:pos="2748"/>
+          <w:tab w:val="left" w:pos="3664"/>
+          <w:tab w:val="left" w:pos="4580"/>
+          <w:tab w:val="left" w:pos="5496"/>
+          <w:tab w:val="left" w:pos="6412"/>
+          <w:tab w:val="left" w:pos="7328"/>
+          <w:tab w:val="left" w:pos="8244"/>
+          <w:tab w:val="left" w:pos="9160"/>
+          <w:tab w:val="left" w:pos="10076"/>
+          <w:tab w:val="left" w:pos="10992"/>
+          <w:tab w:val="left" w:pos="11908"/>
+          <w:tab w:val="left" w:pos="12824"/>
+          <w:tab w:val="left" w:pos="13740"/>
+          <w:tab w:val="left" w:pos="14656"/>
+        </w:tabs>
+        <w:spacing w:after="0" w:line="240" w:lineRule="auto"/>
+        <w:rPr>
+          <w:rFonts w:ascii="Courier New" w:eastAsia="Times New Roman" w:hAnsi="Courier New" w:cs="Courier New"/>
+          <w:sz w:val="20"/>
+          <w:szCs w:val="20"/>
+          <w:lang w:eastAsia="vi-VN"/>
+        </w:rPr>
+      </w:pPr>
+      <w:r>
+        <w:rPr>
+          <w:rFonts w:ascii="Courier New" w:eastAsia="Times New Roman" w:hAnsi="Courier New" w:cs="Courier New"/>
+          <w:sz w:val="20"/>
+          <w:szCs w:val="20"/>
+          <w:lang w:eastAsia="vi-VN"/>
+        </w:rPr>
+        <w:t>│--------------------------------------------------------</w:t>
+      </w:r>
+      <w:r>
+        <w:rPr>
+          <w:rFonts w:ascii="Courier New" w:eastAsia="Times New Roman" w:hAnsi="Courier New" w:cs="Courier New"/>
+          <w:sz w:val="20"/>
+          <w:szCs w:val="20"/>
+          <w:lang w:eastAsia="vi-VN"/>
+        </w:rPr>
+        <w:t xml:space="preserve">  </w:t>
+      </w:r>
+      <w:r>
+        <w:rPr>
+          <w:rFonts w:ascii="Courier New" w:eastAsia="Times New Roman" w:hAnsi="Courier New" w:cs="Courier New"/>
+          <w:sz w:val="20"/>
+          <w:szCs w:val="20"/>
+          <w:lang w:eastAsia="vi-VN"/>
+        </w:rPr>
+        <w:t>│</w:t>
+      </w:r>
+    </w:p>
+    <w:p>
+      <w:pPr>
+        <w:tabs>
+          <w:tab w:val="left" w:pos="916"/>
+          <w:tab w:val="left" w:pos="1832"/>
+          <w:tab w:val="left" w:pos="2748"/>
+          <w:tab w:val="left" w:pos="3664"/>
+          <w:tab w:val="left" w:pos="4580"/>
+          <w:tab w:val="left" w:pos="5496"/>
+          <w:tab w:val="left" w:pos="6412"/>
+          <w:tab w:val="left" w:pos="7328"/>
+          <w:tab w:val="left" w:pos="8244"/>
+          <w:tab w:val="left" w:pos="9160"/>
+          <w:tab w:val="left" w:pos="10076"/>
+          <w:tab w:val="left" w:pos="10992"/>
+          <w:tab w:val="left" w:pos="11908"/>
+          <w:tab w:val="left" w:pos="12824"/>
+          <w:tab w:val="left" w:pos="13740"/>
+          <w:tab w:val="left" w:pos="14656"/>
+        </w:tabs>
+        <w:spacing w:after="0" w:line="240" w:lineRule="auto"/>
+        <w:rPr>
+          <w:rFonts w:ascii="Courier New" w:eastAsia="Times New Roman" w:hAnsi="Courier New" w:cs="Courier New"/>
+          <w:sz w:val="20"/>
+          <w:szCs w:val="20"/>
+          <w:lang w:eastAsia="vi-VN"/>
+        </w:rPr>
+      </w:pPr>
+      <w:r>
+        <w:rPr>
+          <w:rFonts w:ascii="Courier New" w:eastAsia="Times New Roman" w:hAnsi="Courier New" w:cs="Courier New"/>
+          <w:sz w:val="20"/>
+          <w:szCs w:val="20"/>
+          <w:lang w:eastAsia="vi-VN"/>
+        </w:rPr>
+        <w:t xml:space="preserve">│ Main:                                                  </w:t>
+      </w:r>
+      <w:r>
+        <w:rPr>
+          <w:rFonts w:ascii="Courier New" w:eastAsia="Times New Roman" w:hAnsi="Courier New" w:cs="Courier New"/>
+          <w:sz w:val="20"/>
+          <w:szCs w:val="20"/>
+          <w:lang w:eastAsia="vi-VN"/>
+        </w:rPr>
+        <w:t xml:space="preserve">  </w:t>
+      </w:r>
+      <w:r>
+        <w:rPr>
+          <w:rFonts w:ascii="Courier New" w:eastAsia="Times New Roman" w:hAnsi="Courier New" w:cs="Courier New"/>
+          <w:sz w:val="20"/>
+          <w:szCs w:val="20"/>
+          <w:lang w:eastAsia="vi-VN"/>
+        </w:rPr>
+        <w:t>│</w:t>
       </w:r>
     </w:p>
     <w:p>
@@ -7675,45 +8396,81 @@
           <w:szCs w:val="20"/>
           <w:lang w:eastAsia="vi-VN"/>
         </w:rPr>
-        <w:t>│  [View Reports]                                        │</w:t>
-      </w:r>
-    </w:p>
-    <w:p>
-      <w:pPr>
-        <w:tabs>
-          <w:tab w:val="left" w:pos="916"/>
-          <w:tab w:val="left" w:pos="1832"/>
-          <w:tab w:val="left" w:pos="2748"/>
-          <w:tab w:val="left" w:pos="3664"/>
-          <w:tab w:val="left" w:pos="4580"/>
-          <w:tab w:val="left" w:pos="5496"/>
-          <w:tab w:val="left" w:pos="6412"/>
-          <w:tab w:val="left" w:pos="7328"/>
-          <w:tab w:val="left" w:pos="8244"/>
-          <w:tab w:val="left" w:pos="9160"/>
-          <w:tab w:val="left" w:pos="10076"/>
-          <w:tab w:val="left" w:pos="10992"/>
-          <w:tab w:val="left" w:pos="11908"/>
-          <w:tab w:val="left" w:pos="12824"/>
-          <w:tab w:val="left" w:pos="13740"/>
-          <w:tab w:val="left" w:pos="14656"/>
-        </w:tabs>
-        <w:spacing w:after="0" w:line="240" w:lineRule="auto"/>
-        <w:rPr>
-          <w:rFonts w:ascii="Courier New" w:eastAsia="Times New Roman" w:hAnsi="Courier New" w:cs="Courier New"/>
-          <w:sz w:val="20"/>
-          <w:szCs w:val="20"/>
-          <w:lang w:eastAsia="vi-VN"/>
-        </w:rPr>
-      </w:pPr>
-      <w:r>
-        <w:rPr>
-          <w:rFonts w:ascii="Courier New" w:eastAsia="Times New Roman" w:hAnsi="Courier New" w:cs="Courier New"/>
-          <w:sz w:val="20"/>
-          <w:szCs w:val="20"/>
-          <w:lang w:eastAsia="vi-VN"/>
-        </w:rPr>
-        <w:t>└────────────────────────────────────────────────────────┘</w:t>
+        <w:t xml:space="preserve">│  [View Reports]                                        </w:t>
+      </w:r>
+      <w:r>
+        <w:rPr>
+          <w:rFonts w:ascii="Courier New" w:eastAsia="Times New Roman" w:hAnsi="Courier New" w:cs="Courier New"/>
+          <w:sz w:val="20"/>
+          <w:szCs w:val="20"/>
+          <w:lang w:eastAsia="vi-VN"/>
+        </w:rPr>
+        <w:t xml:space="preserve">  </w:t>
+      </w:r>
+      <w:r>
+        <w:rPr>
+          <w:rFonts w:ascii="Courier New" w:eastAsia="Times New Roman" w:hAnsi="Courier New" w:cs="Courier New"/>
+          <w:sz w:val="20"/>
+          <w:szCs w:val="20"/>
+          <w:lang w:eastAsia="vi-VN"/>
+        </w:rPr>
+        <w:t>│</w:t>
+      </w:r>
+    </w:p>
+    <w:p>
+      <w:pPr>
+        <w:tabs>
+          <w:tab w:val="left" w:pos="916"/>
+          <w:tab w:val="left" w:pos="1832"/>
+          <w:tab w:val="left" w:pos="2748"/>
+          <w:tab w:val="left" w:pos="3664"/>
+          <w:tab w:val="left" w:pos="4580"/>
+          <w:tab w:val="left" w:pos="5496"/>
+          <w:tab w:val="left" w:pos="6412"/>
+          <w:tab w:val="left" w:pos="7328"/>
+          <w:tab w:val="left" w:pos="8244"/>
+          <w:tab w:val="left" w:pos="9160"/>
+          <w:tab w:val="left" w:pos="10076"/>
+          <w:tab w:val="left" w:pos="10992"/>
+          <w:tab w:val="left" w:pos="11908"/>
+          <w:tab w:val="left" w:pos="12824"/>
+          <w:tab w:val="left" w:pos="13740"/>
+          <w:tab w:val="left" w:pos="14656"/>
+        </w:tabs>
+        <w:spacing w:after="0" w:line="240" w:lineRule="auto"/>
+        <w:rPr>
+          <w:rFonts w:ascii="Courier New" w:eastAsia="Times New Roman" w:hAnsi="Courier New" w:cs="Courier New"/>
+          <w:sz w:val="20"/>
+          <w:szCs w:val="20"/>
+          <w:lang w:eastAsia="vi-VN"/>
+        </w:rPr>
+      </w:pPr>
+      <w:r>
+        <w:rPr>
+          <w:rFonts w:ascii="Courier New" w:eastAsia="Times New Roman" w:hAnsi="Courier New" w:cs="Courier New"/>
+          <w:sz w:val="20"/>
+          <w:szCs w:val="20"/>
+          <w:lang w:eastAsia="vi-VN"/>
+        </w:rPr>
+        <w:t>└─────────────────────────────────────────────────────</w:t>
+      </w:r>
+      <w:r>
+        <w:rPr>
+          <w:rFonts w:ascii="Courier New" w:eastAsia="Times New Roman" w:hAnsi="Courier New" w:cs="Courier New"/>
+          <w:sz w:val="20"/>
+          <w:szCs w:val="20"/>
+          <w:lang w:eastAsia="vi-VN"/>
+        </w:rPr>
+        <w:t>──</w:t>
+      </w:r>
+      <w:r>
+        <w:rPr>
+          <w:rFonts w:ascii="Courier New" w:eastAsia="Times New Roman" w:hAnsi="Courier New" w:cs="Courier New"/>
+          <w:sz w:val="20"/>
+          <w:szCs w:val="20"/>
+          <w:lang w:eastAsia="vi-VN"/>
+        </w:rPr>
+        <w:t>───┘</w:t>
       </w:r>
     </w:p>
     <w:p>
@@ -7787,7 +8544,25 @@
           <w:szCs w:val="20"/>
           <w:lang w:eastAsia="vi-VN"/>
         </w:rPr>
-        <w:t>┌────────────────────────────────────────────────────────┐</w:t>
+        <w:t>┌──────────────────────────────────────────────</w:t>
+      </w:r>
+      <w:r>
+        <w:rPr>
+          <w:rFonts w:ascii="Courier New" w:eastAsia="Times New Roman" w:hAnsi="Courier New" w:cs="Courier New"/>
+          <w:sz w:val="20"/>
+          <w:szCs w:val="20"/>
+          <w:lang w:eastAsia="vi-VN"/>
+        </w:rPr>
+        <w:t>─</w:t>
+      </w:r>
+      <w:r>
+        <w:rPr>
+          <w:rFonts w:ascii="Courier New" w:eastAsia="Times New Roman" w:hAnsi="Courier New" w:cs="Courier New"/>
+          <w:sz w:val="20"/>
+          <w:szCs w:val="20"/>
+          <w:lang w:eastAsia="vi-VN"/>
+        </w:rPr>
+        <w:t>──────────┐</w:t>
       </w:r>
     </w:p>
     <w:p>
@@ -8015,45 +8790,81 @@
           <w:szCs w:val="20"/>
           <w:lang w:eastAsia="vi-VN"/>
         </w:rPr>
-        <w:t>│--------------------------------------------------------│</w:t>
-      </w:r>
-    </w:p>
-    <w:p>
-      <w:pPr>
-        <w:tabs>
-          <w:tab w:val="left" w:pos="916"/>
-          <w:tab w:val="left" w:pos="1832"/>
-          <w:tab w:val="left" w:pos="2748"/>
-          <w:tab w:val="left" w:pos="3664"/>
-          <w:tab w:val="left" w:pos="4580"/>
-          <w:tab w:val="left" w:pos="5496"/>
-          <w:tab w:val="left" w:pos="6412"/>
-          <w:tab w:val="left" w:pos="7328"/>
-          <w:tab w:val="left" w:pos="8244"/>
-          <w:tab w:val="left" w:pos="9160"/>
-          <w:tab w:val="left" w:pos="10076"/>
-          <w:tab w:val="left" w:pos="10992"/>
-          <w:tab w:val="left" w:pos="11908"/>
-          <w:tab w:val="left" w:pos="12824"/>
-          <w:tab w:val="left" w:pos="13740"/>
-          <w:tab w:val="left" w:pos="14656"/>
-        </w:tabs>
-        <w:spacing w:after="0" w:line="240" w:lineRule="auto"/>
-        <w:rPr>
-          <w:rFonts w:ascii="Courier New" w:eastAsia="Times New Roman" w:hAnsi="Courier New" w:cs="Courier New"/>
-          <w:sz w:val="20"/>
-          <w:szCs w:val="20"/>
-          <w:lang w:eastAsia="vi-VN"/>
-        </w:rPr>
-      </w:pPr>
-      <w:r>
-        <w:rPr>
-          <w:rFonts w:ascii="Courier New" w:eastAsia="Times New Roman" w:hAnsi="Courier New" w:cs="Courier New"/>
-          <w:sz w:val="20"/>
-          <w:szCs w:val="20"/>
-          <w:lang w:eastAsia="vi-VN"/>
-        </w:rPr>
-        <w:t>│ [Add User] [Delete User]                               │</w:t>
+        <w:t>│--------------------------------------------------------</w:t>
+      </w:r>
+      <w:r>
+        <w:rPr>
+          <w:rFonts w:ascii="Courier New" w:eastAsia="Times New Roman" w:hAnsi="Courier New" w:cs="Courier New"/>
+          <w:sz w:val="20"/>
+          <w:szCs w:val="20"/>
+          <w:lang w:eastAsia="vi-VN"/>
+        </w:rPr>
+        <w:t xml:space="preserve"> </w:t>
+      </w:r>
+      <w:r>
+        <w:rPr>
+          <w:rFonts w:ascii="Courier New" w:eastAsia="Times New Roman" w:hAnsi="Courier New" w:cs="Courier New"/>
+          <w:sz w:val="20"/>
+          <w:szCs w:val="20"/>
+          <w:lang w:eastAsia="vi-VN"/>
+        </w:rPr>
+        <w:t>│</w:t>
+      </w:r>
+    </w:p>
+    <w:p>
+      <w:pPr>
+        <w:tabs>
+          <w:tab w:val="left" w:pos="916"/>
+          <w:tab w:val="left" w:pos="1832"/>
+          <w:tab w:val="left" w:pos="2748"/>
+          <w:tab w:val="left" w:pos="3664"/>
+          <w:tab w:val="left" w:pos="4580"/>
+          <w:tab w:val="left" w:pos="5496"/>
+          <w:tab w:val="left" w:pos="6412"/>
+          <w:tab w:val="left" w:pos="7328"/>
+          <w:tab w:val="left" w:pos="8244"/>
+          <w:tab w:val="left" w:pos="9160"/>
+          <w:tab w:val="left" w:pos="10076"/>
+          <w:tab w:val="left" w:pos="10992"/>
+          <w:tab w:val="left" w:pos="11908"/>
+          <w:tab w:val="left" w:pos="12824"/>
+          <w:tab w:val="left" w:pos="13740"/>
+          <w:tab w:val="left" w:pos="14656"/>
+        </w:tabs>
+        <w:spacing w:after="0" w:line="240" w:lineRule="auto"/>
+        <w:rPr>
+          <w:rFonts w:ascii="Courier New" w:eastAsia="Times New Roman" w:hAnsi="Courier New" w:cs="Courier New"/>
+          <w:sz w:val="20"/>
+          <w:szCs w:val="20"/>
+          <w:lang w:eastAsia="vi-VN"/>
+        </w:rPr>
+      </w:pPr>
+      <w:r>
+        <w:rPr>
+          <w:rFonts w:ascii="Courier New" w:eastAsia="Times New Roman" w:hAnsi="Courier New" w:cs="Courier New"/>
+          <w:sz w:val="20"/>
+          <w:szCs w:val="20"/>
+          <w:lang w:eastAsia="vi-VN"/>
+        </w:rPr>
+        <w:t xml:space="preserve">│ [Add User] [Delete User]                               </w:t>
+      </w:r>
+      <w:r>
+        <w:rPr>
+          <w:rFonts w:ascii="Courier New" w:eastAsia="Times New Roman" w:hAnsi="Courier New" w:cs="Courier New"/>
+          <w:sz w:val="20"/>
+          <w:szCs w:val="20"/>
+          <w:lang w:eastAsia="vi-VN"/>
+        </w:rPr>
+        <w:t xml:space="preserve"> </w:t>
+      </w:r>
+      <w:r>
+        <w:rPr>
+          <w:rFonts w:ascii="Courier New" w:eastAsia="Times New Roman" w:hAnsi="Courier New" w:cs="Courier New"/>
+          <w:sz w:val="20"/>
+          <w:szCs w:val="20"/>
+          <w:lang w:eastAsia="vi-VN"/>
+        </w:rPr>
+        <w:t>│</w:t>
       </w:r>
     </w:p>
     <w:p>
@@ -8129,7 +8940,25 @@
           <w:szCs w:val="20"/>
           <w:lang w:eastAsia="vi-VN"/>
         </w:rPr>
-        <w:t>└────────────────────────────────────────────────────────┘</w:t>
+        <w:t>└──────────────────────────────────────────────</w:t>
+      </w:r>
+      <w:r>
+        <w:rPr>
+          <w:rFonts w:ascii="Courier New" w:eastAsia="Times New Roman" w:hAnsi="Courier New" w:cs="Courier New"/>
+          <w:sz w:val="20"/>
+          <w:szCs w:val="20"/>
+          <w:lang w:eastAsia="vi-VN"/>
+        </w:rPr>
+        <w:t>─</w:t>
+      </w:r>
+      <w:r>
+        <w:rPr>
+          <w:rFonts w:ascii="Courier New" w:eastAsia="Times New Roman" w:hAnsi="Courier New" w:cs="Courier New"/>
+          <w:sz w:val="20"/>
+          <w:szCs w:val="20"/>
+          <w:lang w:eastAsia="vi-VN"/>
+        </w:rPr>
+        <w:t>──────────┘</w:t>
       </w:r>
     </w:p>
     <w:p>
@@ -10380,6 +11209,7 @@
           <w:szCs w:val="20"/>
           <w:lang w:eastAsia="vi-VN"/>
         </w:rPr>
+        <w:lastRenderedPageBreak/>
         <w:t xml:space="preserve"> │    ├── Toast.jsx</w:t>
       </w:r>
     </w:p>
@@ -13451,7 +14281,6 @@
   <w:style w:type="character" w:default="1" w:styleId="DefaultParagraphFont">
     <w:name w:val="Default Paragraph Font"/>
     <w:uiPriority w:val="1"/>
-    <w:semiHidden/>
     <w:unhideWhenUsed/>
   </w:style>
   <w:style w:type="table" w:default="1" w:styleId="TableNormal">
